--- a/courts/sixth-circuit/tennessee/federal/western-district/motion-brief/usage/OUTPUT-motion-brief.docx
+++ b/courts/sixth-circuit/tennessee/federal/western-district/motion-brief/usage/OUTPUT-motion-brief.docx
@@ -9,7 +9,37 @@
         <w:jc w:val="center"/>
       </w:pPr>
       <w:r>
-        <w:t xml:space="preserve">IN THE UNITED STATES DISTRICT COURT</w:t>
+        <w:t xml:space="preserve">IN</w:t>
+      </w:r>
+      <w:r>
+        <w:t xml:space="preserve"> </w:t>
+      </w:r>
+      <w:r>
+        <w:t xml:space="preserve">THE</w:t>
+      </w:r>
+      <w:r>
+        <w:t xml:space="preserve"> </w:t>
+      </w:r>
+      <w:r>
+        <w:t xml:space="preserve">UNITED</w:t>
+      </w:r>
+      <w:r>
+        <w:t xml:space="preserve"> </w:t>
+      </w:r>
+      <w:r>
+        <w:t xml:space="preserve">STATES</w:t>
+      </w:r>
+      <w:r>
+        <w:t xml:space="preserve"> </w:t>
+      </w:r>
+      <w:r>
+        <w:t xml:space="preserve">DISTRICT</w:t>
+      </w:r>
+      <w:r>
+        <w:t xml:space="preserve"> </w:t>
+      </w:r>
+      <w:r>
+        <w:t xml:space="preserve">COURT</w:t>
       </w:r>
     </w:p>
     <w:p>
@@ -19,7 +49,37 @@
         <w:jc w:val="center"/>
       </w:pPr>
       <w:r>
-        <w:t xml:space="preserve">FOR THE WESTERN DISTRICT OF TENNESSEE</w:t>
+        <w:t xml:space="preserve">FOR</w:t>
+      </w:r>
+      <w:r>
+        <w:t xml:space="preserve"> </w:t>
+      </w:r>
+      <w:r>
+        <w:t xml:space="preserve">THE</w:t>
+      </w:r>
+      <w:r>
+        <w:t xml:space="preserve"> </w:t>
+      </w:r>
+      <w:r>
+        <w:t xml:space="preserve">WESTERN</w:t>
+      </w:r>
+      <w:r>
+        <w:t xml:space="preserve"> </w:t>
+      </w:r>
+      <w:r>
+        <w:t xml:space="preserve">DISTRICT</w:t>
+      </w:r>
+      <w:r>
+        <w:t xml:space="preserve"> </w:t>
+      </w:r>
+      <w:r>
+        <w:t xml:space="preserve">OF</w:t>
+      </w:r>
+      <w:r>
+        <w:t xml:space="preserve"> </w:t>
+      </w:r>
+      <w:r>
+        <w:t xml:space="preserve">TENNESSEE</w:t>
       </w:r>
     </w:p>
     <w:p>
@@ -41,21 +101,11 @@
     <w:p>
       <w:pPr>
         <w:spacing w:before="0" w:after="0" w:line="552" w:lineRule="exact"/>
-        <w:ind w:left="0" w:firstLine="0"/>
-        <w:jc w:val="left"/>
       </w:pPr>
     </w:p>
     <w:tbl>
       <w:tblPr>
         <w:tblW w:w="9360" w:type="dxa"/>
-        <w:tblBorders>
-          <w:top w:val="nil"/>
-          <w:left w:val="nil"/>
-          <w:bottom w:val="nil"/>
-          <w:right w:val="nil"/>
-          <w:insideH w:val="nil"/>
-          <w:insideV w:val="nil"/>
-        </w:tblBorders>
         <w:tblLayout w:type="fixed"/>
         <w:tblCellMar>
           <w:top w:w="0" w:type="dxa"/>
@@ -66,9 +116,7 @@
         <w:tblLook w:val="0000" w:firstRow="0" w:lastRow="0" w:firstColumn="0" w:lastColumn="0" w:noHBand="0" w:noVBand="0"/>
       </w:tblPr>
       <w:tblGrid>
-        <w:gridCol w:w="4752"/>
-        <w:gridCol w:w="576"/>
-        <w:gridCol w:w="4032"/>
+        <w:gridCol w:w="9360"/>
       </w:tblGrid>
       <w:tr>
         <w:trPr>
@@ -76,642 +124,646 @@
         </w:trPr>
         <w:tc>
           <w:tcPr>
-            <w:tcW w:w="4752" w:type="dxa"/>
+            <w:tcW w:w="9360" w:type="dxa"/>
           </w:tcPr>
+          <w:tbl>
+            <w:tblPr>
+              <w:tblW w:w="9360" w:type="dxa"/>
+              <w:tblLayout w:type="fixed"/>
+              <w:tblCellMar>
+                <w:top w:w="0" w:type="dxa"/>
+                <w:left w:w="0" w:type="dxa"/>
+                <w:bottom w:w="0" w:type="dxa"/>
+                <w:right w:w="0" w:type="dxa"/>
+              </w:tblCellMar>
+              <w:tblLook w:val="0000" w:firstRow="0" w:lastRow="0" w:firstColumn="0" w:lastColumn="0" w:noHBand="0" w:noVBand="0"/>
+            </w:tblPr>
+            <w:tblGrid>
+              <w:gridCol w:w="4752"/>
+              <w:gridCol w:w="576"/>
+              <w:gridCol w:w="4032"/>
+            </w:tblGrid>
+            <w:tr>
+              <w:trPr>
+                <w:cantSplit/>
+              </w:trPr>
+              <w:tc>
+                <w:tcPr>
+                  <w:tcW w:w="4752" w:type="dxa"/>
+                </w:tcPr>
+                <w:p>
+                  <w:pPr>
+                    <w:spacing w:before="0" w:after="0" w:line="276" w:lineRule="exact"/>
+                    <w:ind w:left="0" w:firstLine="0"/>
+                    <w:jc w:val="left"/>
+                  </w:pPr>
+                  <w:bookmarkStart w:id="9001" w:name="xdr1c1a"/>
+                  <w:bookmarkEnd w:id="9001"/>
+                  <w:r>
+                    <w:t xml:space="preserve">ERIC</w:t>
+                  </w:r>
+                  <w:r>
+                    <w:t xml:space="preserve"> </w:t>
+                  </w:r>
+                  <w:r>
+                    <w:t xml:space="preserve">D.</w:t>
+                  </w:r>
+                  <w:r>
+                    <w:t xml:space="preserve"> </w:t>
+                  </w:r>
+                  <w:r>
+                    <w:t xml:space="preserve">GONZALEZ.,</w:t>
+                  </w:r>
+                </w:p>
+                <w:p>
+                  <w:pPr>
+                    <w:spacing w:before="276" w:after="0" w:line="276" w:lineRule="exact"/>
+                    <w:ind w:left="720" w:firstLine="0"/>
+                    <w:jc w:val="left"/>
+                  </w:pPr>
+                  <w:r>
+                    <w:t xml:space="preserve">Plaintiff,</w:t>
+                  </w:r>
+                  <w:bookmarkStart w:id="9002" w:name="xdr1c1z1"/>
+                  <w:bookmarkEnd w:id="9002"/>
+                </w:p>
+              </w:tc>
+              <w:tc>
+                <w:tcPr>
+                  <w:tcW w:w="576" w:type="dxa"/>
+                </w:tcPr>
+                <w:p>
+                  <w:pPr>
+                    <w:spacing w:before="0" w:after="0" w:line="276" w:lineRule="exact"/>
+                    <w:ind w:left="0" w:firstLine="0"/>
+                    <w:jc w:val="left"/>
+                  </w:pPr>
+                  <w:r>
+                    <w:t xml:space="preserve">)</w:t>
+                  </w:r>
+                </w:p>
+                <w:p>
+                  <w:pPr>
+                    <w:spacing w:before="0" w:after="0" w:line="276" w:lineRule="exact"/>
+                    <w:ind w:left="0" w:firstLine="0"/>
+                    <w:jc w:val="left"/>
+                  </w:pPr>
+                  <w:r>
+                    <w:t xml:space="preserve">)</w:t>
+                  </w:r>
+                </w:p>
+                <w:p>
+                  <w:pPr>
+                    <w:spacing w:before="0" w:after="0" w:line="276" w:lineRule="exact"/>
+                    <w:ind w:left="0" w:firstLine="0"/>
+                    <w:jc w:val="left"/>
+                  </w:pPr>
+                  <w:r>
+                    <w:t xml:space="preserve">)</w:t>
+                  </w:r>
+                </w:p>
+              </w:tc>
+              <w:tc>
+                <w:tcPr>
+                  <w:tcW w:w="4032" w:type="dxa"/>
+                </w:tcPr>
+                <w:p>
+                  <w:pPr>
+                    <w:spacing w:before="0" w:after="0" w:line="1" w:lineRule="exact"/>
+                  </w:pPr>
+                </w:p>
+              </w:tc>
+            </w:tr>
+          </w:tbl>
+          <w:tbl>
+            <w:tblPr>
+              <w:tblW w:w="9360" w:type="dxa"/>
+              <w:tblLayout w:type="fixed"/>
+              <w:tblCellMar>
+                <w:top w:w="0" w:type="dxa"/>
+                <w:left w:w="0" w:type="dxa"/>
+                <w:bottom w:w="0" w:type="dxa"/>
+                <w:right w:w="0" w:type="dxa"/>
+              </w:tblCellMar>
+              <w:tblLook w:val="0000" w:firstRow="0" w:lastRow="0" w:firstColumn="0" w:lastColumn="0" w:noHBand="0" w:noVBand="0"/>
+            </w:tblPr>
+            <w:tblGrid>
+              <w:gridCol w:w="4752"/>
+              <w:gridCol w:w="576"/>
+              <w:gridCol w:w="4032"/>
+            </w:tblGrid>
+            <w:tr>
+              <w:trPr>
+                <w:cantSplit/>
+              </w:trPr>
+              <w:tc>
+                <w:tcPr>
+                  <w:tcW w:w="4752" w:type="dxa"/>
+                </w:tcPr>
+                <w:p>
+                  <w:pPr>
+                    <w:spacing w:before="0" w:after="0" w:line="276" w:lineRule="exact"/>
+                    <w:ind w:left="0" w:firstLine="0"/>
+                    <w:jc w:val="left"/>
+                  </w:pPr>
+                  <w:bookmarkStart w:id="9003" w:name="xdr2c1a"/>
+                  <w:bookmarkEnd w:id="9003"/>
+                </w:p>
+                <w:p>
+                  <w:pPr>
+                    <w:spacing w:before="0" w:after="0" w:line="276" w:lineRule="exact"/>
+                    <w:ind w:left="0" w:firstLine="0"/>
+                    <w:jc w:val="left"/>
+                  </w:pPr>
+                  <w:r>
+                    <w:t xml:space="preserve">v.</w:t>
+                  </w:r>
+                </w:p>
+                <w:p>
+                  <w:pPr>
+                    <w:spacing w:before="0" w:after="0" w:line="276" w:lineRule="exact"/>
+                    <w:ind w:left="0" w:firstLine="0"/>
+                    <w:jc w:val="left"/>
+                  </w:pPr>
+                  <w:bookmarkStart w:id="9004" w:name="xdr2c1z1"/>
+                  <w:bookmarkEnd w:id="9004"/>
+                </w:p>
+              </w:tc>
+              <w:tc>
+                <w:tcPr>
+                  <w:tcW w:w="576" w:type="dxa"/>
+                </w:tcPr>
+                <w:p>
+                  <w:pPr>
+                    <w:spacing w:before="0" w:after="0" w:line="276" w:lineRule="exact"/>
+                    <w:ind w:left="0" w:firstLine="0"/>
+                    <w:jc w:val="left"/>
+                  </w:pPr>
+                  <w:r>
+                    <w:t xml:space="preserve">)</w:t>
+                  </w:r>
+                </w:p>
+                <w:p>
+                  <w:pPr>
+                    <w:spacing w:before="0" w:after="0" w:line="276" w:lineRule="exact"/>
+                    <w:ind w:left="0" w:firstLine="0"/>
+                    <w:jc w:val="left"/>
+                  </w:pPr>
+                  <w:r>
+                    <w:t xml:space="preserve">)</w:t>
+                  </w:r>
+                </w:p>
+                <w:p>
+                  <w:pPr>
+                    <w:spacing w:before="0" w:after="0" w:line="276" w:lineRule="exact"/>
+                    <w:ind w:left="0" w:firstLine="0"/>
+                    <w:jc w:val="left"/>
+                  </w:pPr>
+                  <w:r>
+                    <w:t xml:space="preserve">)</w:t>
+                  </w:r>
+                </w:p>
+              </w:tc>
+              <w:tc>
+                <w:tcPr>
+                  <w:tcW w:w="4032" w:type="dxa"/>
+                </w:tcPr>
+                <w:p>
+                  <w:pPr>
+                    <w:spacing w:before="0" w:after="0" w:line="276" w:lineRule="exact"/>
+                    <w:ind w:left="0" w:firstLine="0"/>
+                    <w:jc w:val="left"/>
+                  </w:pPr>
+                  <w:bookmarkStart w:id="9005" w:name="xdr2c3a"/>
+                  <w:bookmarkEnd w:id="9005"/>
+                </w:p>
+                <w:p>
+                  <w:pPr>
+                    <w:spacing w:before="0" w:after="0" w:line="276" w:lineRule="exact"/>
+                    <w:ind w:left="144" w:firstLine="0"/>
+                    <w:jc w:val="left"/>
+                  </w:pPr>
+                  <w:r>
+                    <w:t xml:space="preserve">No.</w:t>
+                  </w:r>
+                  <w:r>
+                    <w:t xml:space="preserve"> </w:t>
+                  </w:r>
+                  <w:r>
+                    <w:t xml:space="preserve">1:26-cv-⁠02199-STA-jay</w:t>
+                  </w:r>
+                  <w:bookmarkStart w:id="9006" w:name="xdr2c3z1"/>
+                  <w:bookmarkEnd w:id="9006"/>
+                </w:p>
+              </w:tc>
+            </w:tr>
+          </w:tbl>
+          <w:tbl>
+            <w:tblPr>
+              <w:tblW w:w="9360" w:type="dxa"/>
+              <w:tblLayout w:type="fixed"/>
+              <w:tblCellMar>
+                <w:top w:w="0" w:type="dxa"/>
+                <w:left w:w="0" w:type="dxa"/>
+                <w:bottom w:w="0" w:type="dxa"/>
+                <w:right w:w="0" w:type="dxa"/>
+              </w:tblCellMar>
+              <w:tblLook w:val="0000" w:firstRow="0" w:lastRow="0" w:firstColumn="0" w:lastColumn="0" w:noHBand="0" w:noVBand="0"/>
+            </w:tblPr>
+            <w:tblGrid>
+              <w:gridCol w:w="4752"/>
+              <w:gridCol w:w="576"/>
+              <w:gridCol w:w="4032"/>
+            </w:tblGrid>
+            <w:tr>
+              <w:trPr>
+                <w:cantSplit/>
+              </w:trPr>
+              <w:tc>
+                <w:tcPr>
+                  <w:tcW w:w="4752" w:type="dxa"/>
+                </w:tcPr>
+                <w:p>
+                  <w:pPr>
+                    <w:spacing w:before="0" w:after="0" w:line="276" w:lineRule="exact"/>
+                    <w:ind w:left="0" w:firstLine="0"/>
+                    <w:jc w:val="left"/>
+                  </w:pPr>
+                  <w:bookmarkStart w:id="9007" w:name="xdr3c1a"/>
+                  <w:bookmarkEnd w:id="9007"/>
+                  <w:r>
+                    <w:t xml:space="preserve">HOLLOW</w:t>
+                  </w:r>
+                  <w:r>
+                    <w:t xml:space="preserve"> </w:t>
+                  </w:r>
+                  <w:r>
+                    <w:t xml:space="preserve">ROCK-BRUCETON,</w:t>
+                  </w:r>
+                  <w:r>
+                    <w:t xml:space="preserve"> </w:t>
+                  </w:r>
+                  <w:r>
+                    <w:t xml:space="preserve">SPECIAL</w:t>
+                  </w:r>
+                  <w:r>
+                    <w:t xml:space="preserve"> </w:t>
+                  </w:r>
+                  <w:r>
+                    <w:t xml:space="preserve">SCHOOL</w:t>
+                  </w:r>
+                  <w:r>
+                    <w:t xml:space="preserve"> </w:t>
+                  </w:r>
+                  <w:r>
+                    <w:t xml:space="preserve">DISTRICT,</w:t>
+                  </w:r>
+                  <w:r>
+                    <w:t xml:space="preserve"> </w:t>
+                  </w:r>
+                  <w:r>
+                    <w:t xml:space="preserve">DR.</w:t>
+                  </w:r>
+                  <w:r>
+                    <w:t xml:space="preserve"> </w:t>
+                  </w:r>
+                  <w:r>
+                    <w:t xml:space="preserve">MYLES</w:t>
+                  </w:r>
+                  <w:r>
+                    <w:t xml:space="preserve"> </w:t>
+                  </w:r>
+                  <w:r>
+                    <w:t xml:space="preserve">HEBRARD,</w:t>
+                  </w:r>
+                  <w:r>
+                    <w:t xml:space="preserve"> </w:t>
+                  </w:r>
+                  <w:r>
+                    <w:t xml:space="preserve">in</w:t>
+                  </w:r>
+                  <w:r>
+                    <w:t xml:space="preserve"> </w:t>
+                  </w:r>
+                  <w:r>
+                    <w:t xml:space="preserve">his</w:t>
+                  </w:r>
+                  <w:r>
+                    <w:t xml:space="preserve"> </w:t>
+                  </w:r>
+                  <w:r>
+                    <w:t xml:space="preserve">official</w:t>
+                  </w:r>
+                  <w:r>
+                    <w:t xml:space="preserve"> </w:t>
+                  </w:r>
+                  <w:r>
+                    <w:t xml:space="preserve">capacity</w:t>
+                  </w:r>
+                  <w:r>
+                    <w:t xml:space="preserve"> </w:t>
+                  </w:r>
+                  <w:r>
+                    <w:t xml:space="preserve">as</w:t>
+                  </w:r>
+                  <w:r>
+                    <w:t xml:space="preserve"> </w:t>
+                  </w:r>
+                  <w:r>
+                    <w:t xml:space="preserve">SUPERINTENDENT,</w:t>
+                  </w:r>
+                  <w:r>
+                    <w:t xml:space="preserve"> </w:t>
+                  </w:r>
+                  <w:r>
+                    <w:t xml:space="preserve">HOLLOW</w:t>
+                  </w:r>
+                  <w:r>
+                    <w:t xml:space="preserve"> </w:t>
+                  </w:r>
+                  <w:r>
+                    <w:t xml:space="preserve">ROCK-BRUCETON,</w:t>
+                  </w:r>
+                  <w:r>
+                    <w:t xml:space="preserve"> </w:t>
+                  </w:r>
+                  <w:r>
+                    <w:t xml:space="preserve">SPECIAL</w:t>
+                  </w:r>
+                  <w:r>
+                    <w:t xml:space="preserve"> </w:t>
+                  </w:r>
+                  <w:r>
+                    <w:t xml:space="preserve">SCHOOL</w:t>
+                  </w:r>
+                  <w:r>
+                    <w:t xml:space="preserve"> </w:t>
+                  </w:r>
+                  <w:r>
+                    <w:t xml:space="preserve">DISTRICT,</w:t>
+                  </w:r>
+                  <w:r>
+                    <w:t xml:space="preserve"> </w:t>
+                  </w:r>
+                  <w:r>
+                    <w:t xml:space="preserve">CHRISTOPHER</w:t>
+                  </w:r>
+                  <w:r>
+                    <w:t xml:space="preserve"> </w:t>
+                  </w:r>
+                  <w:r>
+                    <w:t xml:space="preserve">FINLEY,</w:t>
+                  </w:r>
+                  <w:r>
+                    <w:t xml:space="preserve"> </w:t>
+                  </w:r>
+                  <w:r>
+                    <w:t xml:space="preserve">in</w:t>
+                  </w:r>
+                  <w:r>
+                    <w:t xml:space="preserve"> </w:t>
+                  </w:r>
+                  <w:r>
+                    <w:t xml:space="preserve">his</w:t>
+                  </w:r>
+                  <w:r>
+                    <w:t xml:space="preserve"> </w:t>
+                  </w:r>
+                  <w:r>
+                    <w:t xml:space="preserve">official</w:t>
+                  </w:r>
+                  <w:r>
+                    <w:t xml:space="preserve"> </w:t>
+                  </w:r>
+                  <w:r>
+                    <w:t xml:space="preserve">capacity</w:t>
+                  </w:r>
+                  <w:r>
+                    <w:t xml:space="preserve"> </w:t>
+                  </w:r>
+                  <w:r>
+                    <w:t xml:space="preserve">as</w:t>
+                  </w:r>
+                  <w:r>
+                    <w:t xml:space="preserve"> </w:t>
+                  </w:r>
+                  <w:r>
+                    <w:t xml:space="preserve">PRINCIPAL,</w:t>
+                  </w:r>
+                  <w:r>
+                    <w:t xml:space="preserve"> </w:t>
+                  </w:r>
+                  <w:r>
+                    <w:t xml:space="preserve">CENTRAL</w:t>
+                  </w:r>
+                  <w:r>
+                    <w:t xml:space="preserve"> </w:t>
+                  </w:r>
+                  <w:r>
+                    <w:t xml:space="preserve">ELEMENTARY</w:t>
+                  </w:r>
+                  <w:r>
+                    <w:t xml:space="preserve"> </w:t>
+                  </w:r>
+                  <w:r>
+                    <w:t xml:space="preserve">SCHOOL</w:t>
+                  </w:r>
+                  <w:r>
+                    <w:t xml:space="preserve"> </w:t>
+                  </w:r>
+                  <w:r>
+                    <w:t xml:space="preserve">CARROLL</w:t>
+                  </w:r>
+                  <w:r>
+                    <w:t xml:space="preserve"> </w:t>
+                  </w:r>
+                  <w:r>
+                    <w:t xml:space="preserve">COUNTY</w:t>
+                  </w:r>
+                  <w:r>
+                    <w:t xml:space="preserve"> </w:t>
+                  </w:r>
+                  <w:r>
+                    <w:t xml:space="preserve">CIVIC</w:t>
+                  </w:r>
+                  <w:r>
+                    <w:t xml:space="preserve"> </w:t>
+                  </w:r>
+                  <w:r>
+                    <w:t xml:space="preserve">CENTER,</w:t>
+                  </w:r>
+                  <w:r>
+                    <w:t xml:space="preserve"> </w:t>
+                  </w:r>
+                  <w:r>
+                    <w:t xml:space="preserve">CARROLL</w:t>
+                  </w:r>
+                  <w:r>
+                    <w:t xml:space="preserve"> </w:t>
+                  </w:r>
+                  <w:r>
+                    <w:t xml:space="preserve">COUNTY,</w:t>
+                  </w:r>
+                  <w:r>
+                    <w:t xml:space="preserve"> </w:t>
+                  </w:r>
+                  <w:r>
+                    <w:t xml:space="preserve">TENNESSEE,</w:t>
+                  </w:r>
+                </w:p>
+                <w:p>
+                  <w:pPr>
+                    <w:spacing w:before="276" w:after="0" w:line="276" w:lineRule="exact"/>
+                    <w:ind w:left="720" w:firstLine="0"/>
+                    <w:jc w:val="left"/>
+                  </w:pPr>
+                  <w:r>
+                    <w:t xml:space="preserve">Defendants.</w:t>
+                  </w:r>
+                  <w:bookmarkStart w:id="9008" w:name="xdr3c1z1"/>
+                  <w:bookmarkEnd w:id="9008"/>
+                </w:p>
+              </w:tc>
+              <w:tc>
+                <w:tcPr>
+                  <w:tcW w:w="576" w:type="dxa"/>
+                </w:tcPr>
+                <w:p>
+                  <w:pPr>
+                    <w:spacing w:before="0" w:after="0" w:line="276" w:lineRule="exact"/>
+                    <w:ind w:left="0" w:firstLine="0"/>
+                    <w:jc w:val="left"/>
+                  </w:pPr>
+                  <w:r>
+                    <w:t xml:space="preserve">)</w:t>
+                  </w:r>
+                </w:p>
+                <w:p>
+                  <w:pPr>
+                    <w:spacing w:before="0" w:after="0" w:line="276" w:lineRule="exact"/>
+                    <w:ind w:left="0" w:firstLine="0"/>
+                    <w:jc w:val="left"/>
+                  </w:pPr>
+                  <w:r>
+                    <w:t xml:space="preserve">)</w:t>
+                  </w:r>
+                </w:p>
+                <w:p>
+                  <w:pPr>
+                    <w:spacing w:before="0" w:after="0" w:line="276" w:lineRule="exact"/>
+                    <w:ind w:left="0" w:firstLine="0"/>
+                    <w:jc w:val="left"/>
+                  </w:pPr>
+                  <w:r>
+                    <w:t xml:space="preserve">)</w:t>
+                  </w:r>
+                </w:p>
+                <w:p>
+                  <w:pPr>
+                    <w:spacing w:before="0" w:after="0" w:line="276" w:lineRule="exact"/>
+                    <w:ind w:left="0" w:firstLine="0"/>
+                    <w:jc w:val="left"/>
+                  </w:pPr>
+                  <w:r>
+                    <w:t xml:space="preserve">)</w:t>
+                  </w:r>
+                </w:p>
+                <w:p>
+                  <w:pPr>
+                    <w:spacing w:before="0" w:after="0" w:line="276" w:lineRule="exact"/>
+                    <w:ind w:left="0" w:firstLine="0"/>
+                    <w:jc w:val="left"/>
+                  </w:pPr>
+                  <w:r>
+                    <w:t xml:space="preserve">)</w:t>
+                  </w:r>
+                </w:p>
+                <w:p>
+                  <w:pPr>
+                    <w:spacing w:before="0" w:after="0" w:line="276" w:lineRule="exact"/>
+                    <w:ind w:left="0" w:firstLine="0"/>
+                    <w:jc w:val="left"/>
+                  </w:pPr>
+                  <w:r>
+                    <w:t xml:space="preserve">)</w:t>
+                  </w:r>
+                </w:p>
+                <w:p>
+                  <w:pPr>
+                    <w:spacing w:before="0" w:after="0" w:line="276" w:lineRule="exact"/>
+                    <w:ind w:left="0" w:firstLine="0"/>
+                    <w:jc w:val="left"/>
+                  </w:pPr>
+                  <w:r>
+                    <w:t xml:space="preserve">)</w:t>
+                  </w:r>
+                </w:p>
+                <w:p>
+                  <w:pPr>
+                    <w:spacing w:before="0" w:after="0" w:line="276" w:lineRule="exact"/>
+                    <w:ind w:left="0" w:firstLine="0"/>
+                    <w:jc w:val="left"/>
+                  </w:pPr>
+                  <w:r>
+                    <w:t xml:space="preserve">)</w:t>
+                  </w:r>
+                </w:p>
+                <w:p>
+                  <w:pPr>
+                    <w:spacing w:before="0" w:after="0" w:line="276" w:lineRule="exact"/>
+                    <w:ind w:left="0" w:firstLine="0"/>
+                    <w:jc w:val="left"/>
+                  </w:pPr>
+                  <w:r>
+                    <w:t xml:space="preserve">)</w:t>
+                  </w:r>
+                </w:p>
+                <w:p>
+                  <w:pPr>
+                    <w:spacing w:before="0" w:after="0" w:line="276" w:lineRule="exact"/>
+                    <w:ind w:left="0" w:firstLine="0"/>
+                    <w:jc w:val="left"/>
+                  </w:pPr>
+                  <w:r>
+                    <w:t xml:space="preserve">)</w:t>
+                  </w:r>
+                </w:p>
+                <w:p>
+                  <w:pPr>
+                    <w:spacing w:before="0" w:after="0" w:line="276" w:lineRule="exact"/>
+                    <w:ind w:left="0" w:firstLine="0"/>
+                    <w:jc w:val="left"/>
+                  </w:pPr>
+                  <w:r>
+                    <w:t xml:space="preserve">)</w:t>
+                  </w:r>
+                </w:p>
+                <w:p>
+                  <w:pPr>
+                    <w:spacing w:before="0" w:after="0" w:line="276" w:lineRule="exact"/>
+                    <w:ind w:left="0" w:firstLine="0"/>
+                    <w:jc w:val="left"/>
+                  </w:pPr>
+                  <w:r>
+                    <w:t xml:space="preserve">)</w:t>
+                  </w:r>
+                </w:p>
+              </w:tc>
+              <w:tc>
+                <w:tcPr>
+                  <w:tcW w:w="4032" w:type="dxa"/>
+                </w:tcPr>
+                <w:p>
+                  <w:pPr>
+                    <w:spacing w:before="0" w:after="0" w:line="1" w:lineRule="exact"/>
+                  </w:pPr>
+                </w:p>
+              </w:tc>
+            </w:tr>
+          </w:tbl>
           <w:p>
             <w:pPr>
-              <w:spacing w:before="0" w:after="0" w:line="276" w:lineRule="exact"/>
-              <w:ind w:left="0" w:firstLine="0"/>
-              <w:jc w:val="left"/>
-            </w:pPr>
-            <w:r>
-              <w:t xml:space="preserve">ERIC</w:t>
-            </w:r>
-            <w:r>
-              <w:t xml:space="preserve"> </w:t>
-            </w:r>
-            <w:r>
-              <w:t xml:space="preserve">D.</w:t>
-            </w:r>
-            <w:r>
-              <w:t xml:space="preserve"> </w:t>
-            </w:r>
-            <w:r>
-              <w:t xml:space="preserve">GONZALEZ.,</w:t>
-            </w:r>
-          </w:p>
-        </w:tc>
-        <w:tc>
-          <w:tcPr>
-            <w:tcW w:w="576" w:type="dxa"/>
-          </w:tcPr>
-          <w:p>
-            <w:pPr>
-              <w:spacing w:before="0" w:after="0" w:line="276" w:lineRule="exact"/>
-              <w:ind w:left="0" w:firstLine="0"/>
-              <w:jc w:val="center"/>
-            </w:pPr>
-            <w:r>
-              <w:t xml:space="preserve">)</w:t>
-            </w:r>
-          </w:p>
-        </w:tc>
-        <w:tc>
-          <w:tcPr>
-            <w:tcW w:w="4032" w:type="dxa"/>
-          </w:tcPr>
-          <w:p>
-            <w:pPr>
-              <w:spacing w:before="0" w:after="0" w:line="276" w:lineRule="exact"/>
-              <w:ind w:left="0" w:firstLine="0"/>
-              <w:jc w:val="left"/>
-            </w:pPr>
-          </w:p>
-        </w:tc>
-      </w:tr>
-      <w:tr>
-        <w:trPr>
-          <w:cantSplit/>
-        </w:trPr>
-        <w:tc>
-          <w:tcPr>
-            <w:tcW w:w="4752" w:type="dxa"/>
-          </w:tcPr>
-          <w:p>
-            <w:pPr>
-              <w:spacing w:before="0" w:after="0" w:line="276" w:lineRule="exact"/>
-              <w:ind w:left="1800" w:firstLine="0"/>
-              <w:jc w:val="left"/>
-            </w:pPr>
-            <w:r>
-              <w:t xml:space="preserve">Plaintiff,</w:t>
-            </w:r>
-          </w:p>
-        </w:tc>
-        <w:tc>
-          <w:tcPr>
-            <w:tcW w:w="576" w:type="dxa"/>
-          </w:tcPr>
-          <w:p>
-            <w:pPr>
-              <w:spacing w:before="0" w:after="0" w:line="276" w:lineRule="exact"/>
-              <w:ind w:left="0" w:firstLine="0"/>
-              <w:jc w:val="center"/>
-            </w:pPr>
-            <w:r>
-              <w:t xml:space="preserve">)</w:t>
-            </w:r>
-          </w:p>
-        </w:tc>
-        <w:tc>
-          <w:tcPr>
-            <w:tcW w:w="4032" w:type="dxa"/>
-          </w:tcPr>
-          <w:p>
-            <w:pPr>
-              <w:spacing w:before="0" w:after="0" w:line="276" w:lineRule="exact"/>
-              <w:ind w:left="0" w:firstLine="0"/>
-              <w:jc w:val="left"/>
-            </w:pPr>
-          </w:p>
-        </w:tc>
-      </w:tr>
-      <w:tr>
-        <w:trPr>
-          <w:cantSplit/>
-        </w:trPr>
-        <w:tc>
-          <w:tcPr>
-            <w:tcW w:w="4752" w:type="dxa"/>
-          </w:tcPr>
-          <w:p>
-            <w:pPr>
-              <w:spacing w:before="0" w:after="0" w:line="276" w:lineRule="exact"/>
-              <w:ind w:left="0" w:firstLine="0"/>
-              <w:jc w:val="left"/>
-            </w:pPr>
-          </w:p>
-        </w:tc>
-        <w:tc>
-          <w:tcPr>
-            <w:tcW w:w="576" w:type="dxa"/>
-          </w:tcPr>
-          <w:p>
-            <w:pPr>
-              <w:spacing w:before="0" w:after="0" w:line="276" w:lineRule="exact"/>
-              <w:ind w:left="0" w:firstLine="0"/>
-              <w:jc w:val="center"/>
-            </w:pPr>
-            <w:r>
-              <w:t xml:space="preserve">)</w:t>
-            </w:r>
-          </w:p>
-        </w:tc>
-        <w:tc>
-          <w:tcPr>
-            <w:tcW w:w="4032" w:type="dxa"/>
-          </w:tcPr>
-          <w:p>
-            <w:pPr>
-              <w:spacing w:before="0" w:after="0" w:line="276" w:lineRule="exact"/>
-              <w:ind w:left="0" w:firstLine="0"/>
-              <w:jc w:val="left"/>
-            </w:pPr>
-          </w:p>
-        </w:tc>
-      </w:tr>
-      <w:tr>
-        <w:trPr>
-          <w:cantSplit/>
-        </w:trPr>
-        <w:tc>
-          <w:tcPr>
-            <w:tcW w:w="4752" w:type="dxa"/>
-          </w:tcPr>
-          <w:p>
-            <w:pPr>
-              <w:spacing w:before="0" w:after="0" w:line="276" w:lineRule="exact"/>
-              <w:ind w:left="0" w:firstLine="0"/>
-              <w:jc w:val="left"/>
-            </w:pPr>
-            <w:r>
-              <w:t xml:space="preserve">v.</w:t>
-            </w:r>
-          </w:p>
-        </w:tc>
-        <w:tc>
-          <w:tcPr>
-            <w:tcW w:w="576" w:type="dxa"/>
-          </w:tcPr>
-          <w:p>
-            <w:pPr>
-              <w:spacing w:before="0" w:after="0" w:line="276" w:lineRule="exact"/>
-              <w:ind w:left="0" w:firstLine="0"/>
-              <w:jc w:val="center"/>
-            </w:pPr>
-            <w:r>
-              <w:t xml:space="preserve">)</w:t>
-            </w:r>
-          </w:p>
-        </w:tc>
-        <w:tc>
-          <w:tcPr>
-            <w:tcW w:w="4032" w:type="dxa"/>
-          </w:tcPr>
-          <w:p>
-            <w:pPr>
-              <w:spacing w:before="0" w:after="0" w:line="276" w:lineRule="exact"/>
-              <w:ind w:left="144" w:firstLine="0"/>
-              <w:jc w:val="left"/>
-            </w:pPr>
-            <w:r>
-              <w:t xml:space="preserve">No. 1:26-cv</w:t>
-              <w:noBreakHyphen/>
-              <w:t xml:space="preserve">02199-STA-jay</w:t>
-            </w:r>
-          </w:p>
-        </w:tc>
-      </w:tr>
-      <w:tr>
-        <w:trPr>
-          <w:cantSplit/>
-        </w:trPr>
-        <w:tc>
-          <w:tcPr>
-            <w:tcW w:w="4752" w:type="dxa"/>
-          </w:tcPr>
-          <w:p>
-            <w:pPr>
-              <w:spacing w:before="0" w:after="0" w:line="276" w:lineRule="exact"/>
-              <w:ind w:left="0" w:firstLine="0"/>
-              <w:jc w:val="left"/>
-            </w:pPr>
-          </w:p>
-        </w:tc>
-        <w:tc>
-          <w:tcPr>
-            <w:tcW w:w="576" w:type="dxa"/>
-          </w:tcPr>
-          <w:p>
-            <w:pPr>
-              <w:spacing w:before="0" w:after="0" w:line="276" w:lineRule="exact"/>
-              <w:ind w:left="0" w:firstLine="0"/>
-              <w:jc w:val="center"/>
-            </w:pPr>
-            <w:r>
-              <w:t xml:space="preserve">)</w:t>
-            </w:r>
-          </w:p>
-        </w:tc>
-        <w:tc>
-          <w:tcPr>
-            <w:tcW w:w="4032" w:type="dxa"/>
-          </w:tcPr>
-          <w:p>
-            <w:pPr>
-              <w:spacing w:before="0" w:after="0" w:line="276" w:lineRule="exact"/>
-              <w:ind w:left="0" w:firstLine="0"/>
-              <w:jc w:val="left"/>
-            </w:pPr>
-          </w:p>
-        </w:tc>
-      </w:tr>
-      <w:tr>
-        <w:trPr>
-          <w:cantSplit/>
-        </w:trPr>
-        <w:tc>
-          <w:tcPr>
-            <w:tcW w:w="4752" w:type="dxa"/>
-          </w:tcPr>
-          <w:p>
-            <w:pPr>
-              <w:spacing w:before="0" w:after="0" w:line="276" w:lineRule="exact"/>
-              <w:ind w:left="0" w:firstLine="0"/>
-              <w:jc w:val="left"/>
-            </w:pPr>
-            <w:r>
-              <w:t xml:space="preserve">HOLLOW</w:t>
-            </w:r>
-            <w:r>
-              <w:t xml:space="preserve"> </w:t>
-            </w:r>
-            <w:r>
-              <w:t xml:space="preserve">ROCK-BRUCETON,</w:t>
-            </w:r>
-            <w:r>
-              <w:t xml:space="preserve"> </w:t>
-            </w:r>
-            <w:r>
-              <w:t xml:space="preserve">SPECIAL</w:t>
-            </w:r>
-            <w:r>
-              <w:t xml:space="preserve"> </w:t>
-            </w:r>
-            <w:r>
-              <w:t xml:space="preserve">SCHOOL</w:t>
-            </w:r>
-            <w:r>
-              <w:t xml:space="preserve"> </w:t>
-            </w:r>
-            <w:r>
-              <w:t xml:space="preserve">DISTRICT,</w:t>
-            </w:r>
-            <w:r>
-              <w:t xml:space="preserve"> </w:t>
-            </w:r>
-            <w:r>
-              <w:t xml:space="preserve">DR.</w:t>
-            </w:r>
-            <w:r>
-              <w:t xml:space="preserve"> </w:t>
-            </w:r>
-            <w:r>
-              <w:t xml:space="preserve">MYLES</w:t>
-            </w:r>
-            <w:r>
-              <w:t xml:space="preserve"> </w:t>
-            </w:r>
-            <w:r>
-              <w:t xml:space="preserve">HEBRARD,</w:t>
-            </w:r>
-            <w:r>
-              <w:t xml:space="preserve"> </w:t>
-            </w:r>
-            <w:r>
-              <w:t xml:space="preserve">in</w:t>
-            </w:r>
-            <w:r>
-              <w:t xml:space="preserve"> </w:t>
-            </w:r>
-            <w:r>
-              <w:t xml:space="preserve">his</w:t>
-            </w:r>
-            <w:r>
-              <w:t xml:space="preserve"> </w:t>
-            </w:r>
-            <w:r>
-              <w:t xml:space="preserve">official</w:t>
-            </w:r>
-            <w:r>
-              <w:t xml:space="preserve"> </w:t>
-            </w:r>
-            <w:r>
-              <w:t xml:space="preserve">capacity</w:t>
-            </w:r>
-            <w:r>
-              <w:t xml:space="preserve"> </w:t>
-            </w:r>
-            <w:r>
-              <w:t xml:space="preserve">as</w:t>
-            </w:r>
-            <w:r>
-              <w:t xml:space="preserve"> </w:t>
-            </w:r>
-            <w:r>
-              <w:t xml:space="preserve">SUPERINTENDENT,</w:t>
-            </w:r>
-            <w:r>
-              <w:t xml:space="preserve"> </w:t>
-            </w:r>
-            <w:r>
-              <w:t xml:space="preserve">HOLLOW</w:t>
-            </w:r>
-            <w:r>
-              <w:t xml:space="preserve"> </w:t>
-            </w:r>
-            <w:r>
-              <w:t xml:space="preserve">ROCK-BRUCETON,</w:t>
-            </w:r>
-            <w:r>
-              <w:t xml:space="preserve"> </w:t>
-            </w:r>
-            <w:r>
-              <w:t xml:space="preserve">SPECIAL</w:t>
-            </w:r>
-            <w:r>
-              <w:t xml:space="preserve"> </w:t>
-            </w:r>
-            <w:r>
-              <w:t xml:space="preserve">SCHOOL</w:t>
-            </w:r>
-            <w:r>
-              <w:t xml:space="preserve"> </w:t>
-            </w:r>
-            <w:r>
-              <w:t xml:space="preserve">DISTRICT,</w:t>
-            </w:r>
-            <w:r>
-              <w:t xml:space="preserve"> </w:t>
-            </w:r>
-            <w:r>
-              <w:t xml:space="preserve">CHRISTOPHER</w:t>
-            </w:r>
-            <w:r>
-              <w:t xml:space="preserve"> </w:t>
-            </w:r>
-            <w:r>
-              <w:t xml:space="preserve">FINLEY,</w:t>
-            </w:r>
-            <w:r>
-              <w:t xml:space="preserve"> </w:t>
-            </w:r>
-            <w:r>
-              <w:t xml:space="preserve">in</w:t>
-            </w:r>
-            <w:r>
-              <w:t xml:space="preserve"> </w:t>
-            </w:r>
-            <w:r>
-              <w:t xml:space="preserve">his</w:t>
-            </w:r>
-            <w:r>
-              <w:t xml:space="preserve"> </w:t>
-            </w:r>
-            <w:r>
-              <w:t xml:space="preserve">official</w:t>
-            </w:r>
-            <w:r>
-              <w:t xml:space="preserve"> </w:t>
-            </w:r>
-            <w:r>
-              <w:t xml:space="preserve">capacity</w:t>
-            </w:r>
-            <w:r>
-              <w:t xml:space="preserve"> </w:t>
-            </w:r>
-            <w:r>
-              <w:t xml:space="preserve">as</w:t>
-            </w:r>
-            <w:r>
-              <w:t xml:space="preserve"> </w:t>
-            </w:r>
-            <w:r>
-              <w:t xml:space="preserve">PRINCIPAL,</w:t>
-            </w:r>
-            <w:r>
-              <w:t xml:space="preserve"> </w:t>
-            </w:r>
-            <w:r>
-              <w:t xml:space="preserve">CENTRAL</w:t>
-            </w:r>
-            <w:r>
-              <w:t xml:space="preserve"> </w:t>
-            </w:r>
-            <w:r>
-              <w:t xml:space="preserve">ELEMENTARY</w:t>
-            </w:r>
-            <w:r>
-              <w:t xml:space="preserve"> </w:t>
-            </w:r>
-            <w:r>
-              <w:t xml:space="preserve">SCHOOL</w:t>
-            </w:r>
-            <w:r>
-              <w:t xml:space="preserve"> </w:t>
-            </w:r>
-            <w:r>
-              <w:t xml:space="preserve">CARROLL</w:t>
-            </w:r>
-            <w:r>
-              <w:t xml:space="preserve"> </w:t>
-            </w:r>
-            <w:r>
-              <w:t xml:space="preserve">COUNTY</w:t>
-            </w:r>
-            <w:r>
-              <w:t xml:space="preserve"> </w:t>
-            </w:r>
-            <w:r>
-              <w:t xml:space="preserve">CIVIC</w:t>
-            </w:r>
-            <w:r>
-              <w:t xml:space="preserve"> </w:t>
-            </w:r>
-            <w:r>
-              <w:t xml:space="preserve">CENTER,</w:t>
-            </w:r>
-            <w:r>
-              <w:t xml:space="preserve"> </w:t>
-            </w:r>
-            <w:r>
-              <w:t xml:space="preserve">CARROLL</w:t>
-            </w:r>
-            <w:r>
-              <w:t xml:space="preserve"> </w:t>
-            </w:r>
-            <w:r>
-              <w:t xml:space="preserve">COUNTY,</w:t>
-            </w:r>
-            <w:r>
-              <w:t xml:space="preserve"> </w:t>
-            </w:r>
-            <w:r>
-              <w:t xml:space="preserve">TENNESSEE,</w:t>
-            </w:r>
-          </w:p>
-        </w:tc>
-        <w:tc>
-          <w:tcPr>
-            <w:tcW w:w="576" w:type="dxa"/>
-          </w:tcPr>
-          <w:p>
-            <w:pPr>
-              <w:spacing w:before="0" w:after="0" w:line="276" w:lineRule="exact"/>
-              <w:ind w:left="0" w:firstLine="0"/>
-              <w:jc w:val="center"/>
-            </w:pPr>
-            <w:r>
-              <w:t xml:space="preserve">)</w:t>
-            </w:r>
-          </w:p>
-          <w:p>
-            <w:pPr>
-              <w:spacing w:before="0" w:after="0" w:line="276" w:lineRule="exact"/>
-              <w:ind w:left="0" w:firstLine="0"/>
-              <w:jc w:val="center"/>
-            </w:pPr>
-            <w:r>
-              <w:t xml:space="preserve">)</w:t>
-            </w:r>
-          </w:p>
-          <w:p>
-            <w:pPr>
-              <w:spacing w:before="0" w:after="0" w:line="276" w:lineRule="exact"/>
-              <w:ind w:left="0" w:firstLine="0"/>
-              <w:jc w:val="center"/>
-            </w:pPr>
-            <w:r>
-              <w:t xml:space="preserve">)</w:t>
-            </w:r>
-          </w:p>
-          <w:p>
-            <w:pPr>
-              <w:spacing w:before="0" w:after="0" w:line="276" w:lineRule="exact"/>
-              <w:ind w:left="0" w:firstLine="0"/>
-              <w:jc w:val="center"/>
-            </w:pPr>
-            <w:r>
-              <w:t xml:space="preserve">)</w:t>
-            </w:r>
-          </w:p>
-          <w:p>
-            <w:pPr>
-              <w:spacing w:before="0" w:after="0" w:line="276" w:lineRule="exact"/>
-              <w:ind w:left="0" w:firstLine="0"/>
-              <w:jc w:val="center"/>
-            </w:pPr>
-            <w:r>
-              <w:t xml:space="preserve">)</w:t>
-            </w:r>
-          </w:p>
-          <w:p>
-            <w:pPr>
-              <w:spacing w:before="0" w:after="0" w:line="276" w:lineRule="exact"/>
-              <w:ind w:left="0" w:firstLine="0"/>
-              <w:jc w:val="center"/>
-            </w:pPr>
-            <w:r>
-              <w:t xml:space="preserve">)</w:t>
-            </w:r>
-          </w:p>
-          <w:p>
-            <w:pPr>
-              <w:spacing w:before="0" w:after="0" w:line="276" w:lineRule="exact"/>
-              <w:ind w:left="0" w:firstLine="0"/>
-              <w:jc w:val="center"/>
-            </w:pPr>
-            <w:r>
-              <w:t xml:space="preserve">)</w:t>
-            </w:r>
-          </w:p>
-          <w:p>
-            <w:pPr>
-              <w:spacing w:before="0" w:after="0" w:line="276" w:lineRule="exact"/>
-              <w:ind w:left="0" w:firstLine="0"/>
-              <w:jc w:val="center"/>
-            </w:pPr>
-            <w:r>
-              <w:t xml:space="preserve">)</w:t>
-            </w:r>
-          </w:p>
-          <w:p>
-            <w:pPr>
-              <w:spacing w:before="0" w:after="0" w:line="276" w:lineRule="exact"/>
-              <w:ind w:left="0" w:firstLine="0"/>
-              <w:jc w:val="center"/>
-            </w:pPr>
-            <w:r>
-              <w:t xml:space="preserve">)</w:t>
-            </w:r>
-          </w:p>
-          <w:p>
-            <w:pPr>
-              <w:spacing w:before="0" w:after="0" w:line="276" w:lineRule="exact"/>
-              <w:ind w:left="0" w:firstLine="0"/>
-              <w:jc w:val="center"/>
-            </w:pPr>
-            <w:r>
-              <w:t xml:space="preserve">)</w:t>
-            </w:r>
-          </w:p>
-        </w:tc>
-        <w:tc>
-          <w:tcPr>
-            <w:tcW w:w="4032" w:type="dxa"/>
-          </w:tcPr>
-          <w:p>
-            <w:pPr>
-              <w:spacing w:before="0" w:after="0" w:line="276" w:lineRule="exact"/>
-              <w:ind w:left="0" w:firstLine="0"/>
-              <w:jc w:val="left"/>
-            </w:pPr>
-          </w:p>
-        </w:tc>
-      </w:tr>
-      <w:tr>
-        <w:trPr>
-          <w:cantSplit/>
-        </w:trPr>
-        <w:tc>
-          <w:tcPr>
-            <w:tcW w:w="4752" w:type="dxa"/>
-          </w:tcPr>
-          <w:p>
-            <w:pPr>
-              <w:spacing w:before="0" w:after="0" w:line="276" w:lineRule="exact"/>
-              <w:ind w:left="1800" w:firstLine="0"/>
-              <w:jc w:val="left"/>
-            </w:pPr>
-            <w:r>
-              <w:t xml:space="preserve">Defendants.</w:t>
-            </w:r>
-          </w:p>
-        </w:tc>
-        <w:tc>
-          <w:tcPr>
-            <w:tcW w:w="576" w:type="dxa"/>
-          </w:tcPr>
-          <w:p>
-            <w:pPr>
-              <w:spacing w:before="0" w:after="0" w:line="276" w:lineRule="exact"/>
-              <w:ind w:left="0" w:firstLine="0"/>
-              <w:jc w:val="center"/>
-            </w:pPr>
-            <w:r>
-              <w:t xml:space="preserve">)</w:t>
-            </w:r>
-          </w:p>
-        </w:tc>
-        <w:tc>
-          <w:tcPr>
-            <w:tcW w:w="4032" w:type="dxa"/>
-          </w:tcPr>
-          <w:p>
-            <w:pPr>
-              <w:spacing w:before="0" w:after="0" w:line="276" w:lineRule="exact"/>
-              <w:ind w:left="0" w:firstLine="0"/>
-              <w:jc w:val="left"/>
+              <w:spacing w:before="0" w:after="0" w:line="1" w:lineRule="exact"/>
             </w:pPr>
           </w:p>
         </w:tc>
@@ -719,9 +771,15 @@
     </w:tbl>
     <w:p>
       <w:pPr>
-        <w:keepNext/>
-        <w:keepLines/>
-        <w:spacing w:before="552" w:after="552" w:line="276" w:lineRule="exact"/>
+        <w:pBdr>
+          <w:top w:val="single" w:sz="6" w:space="0" w:color="000000"/>
+        </w:pBdr>
+        <w:spacing w:before="276" w:after="0" w:line="1" w:lineRule="exact"/>
+      </w:pPr>
+    </w:p>
+    <w:p>
+      <w:pPr>
+        <w:spacing w:before="276" w:after="0" w:line="276" w:lineRule="exact"/>
         <w:ind w:left="0" w:firstLine="0"/>
         <w:jc w:val="center"/>
       </w:pPr>
@@ -942,6 +1000,14 @@
         </w:rPr>
         <w:t xml:space="preserve">DISMISS</w:t>
       </w:r>
+    </w:p>
+    <w:p>
+      <w:pPr>
+        <w:pBdr>
+          <w:top w:val="single" w:sz="6" w:space="0" w:color="000000"/>
+        </w:pBdr>
+        <w:spacing w:before="276" w:after="276" w:line="1" w:lineRule="exact"/>
+      </w:pPr>
     </w:p>
     <w:p>
       <w:pPr>
@@ -958,7 +1024,6 @@
         <w:spacing w:before="276" w:after="138" w:line="276" w:lineRule="exact"/>
         <w:ind w:left="0" w:firstLine="0"/>
         <w:jc w:val="center"/>
-        <w:outlineLvl w:val="0"/>
       </w:pPr>
       <w:r>
         <w:rPr>
@@ -973,25 +1038,7 @@
         <w:pStyle w:val="BodyText"/>
       </w:pPr>
       <w:r>
-        <w:t xml:space="preserve">Plaintiff claims that on April 28, 2025, Plaintiff’s son, A.G., was in the gymnasium at Hollow Rock-Bruceton Central Elementary School when a Caucasian male student shoved A.G. from behind and told A.G. it was “[his] fault for being there.” (ECF No. 1, ¶¶ 12</w:t>
-      </w:r>
-      <w:r>
-        <w:noBreakHyphen/>
-      </w:r>
-      <w:r>
-        <w:t xml:space="preserve">13). The student then picked up a football and threw it at A.G.’s face. (ECF No. 1, ¶ 14). In response, A.G. “took action to defend himself” after he was struck by the football. (ECF No. 1, ¶ 15). As a result, Principal Finely called Plaintiff to the school to sign A.G.’s disciplinary action form requiring A.G. to attend five days of “alternative school.” (ECF No. 1, ¶¶ 16</w:t>
-      </w:r>
-      <w:r>
-        <w:noBreakHyphen/>
-      </w:r>
-      <w:r>
-        <w:t xml:space="preserve">17). Plaintiff refused to sign the form so Principal Finley asked A.G. to leave the school. (ECF No. 1, ¶¶ 18</w:t>
-      </w:r>
-      <w:r>
-        <w:noBreakHyphen/>
-      </w:r>
-      <w:r>
-        <w:t xml:space="preserve">19).</w:t>
+        <w:t xml:space="preserve">Plaintiff claims that on April 28, 2025, Plaintiff’s son, A.G., was in the gymnasium at Hollow Rock-Bruceton Central Elementary School when a Caucasian male student shoved A.G. from behind and told A.G. it was “[his] fault for being there.” (ECF No. 1, ¶¶ 12-⁠13). The student then picked up a football and threw it at A.G.’s face. (ECF No. 1, ¶ 14). In response, A.G. “took action to defend himself” after he was struck by the football. (ECF No. 1, ¶ 15). As a result, Principal Finely called Plaintiff to the school to sign A.G.’s disciplinary action form requiring A.G. to attend five days of “alternative school.” (ECF No. 1, ¶¶ 16-⁠17). Plaintiff refused to sign the form so Principal Finley asked A.G. to leave the school. (ECF No. 1, ¶¶ 18-⁠19).</w:t>
       </w:r>
     </w:p>
     <w:p>
@@ -999,25 +1046,7 @@
         <w:pStyle w:val="BodyText"/>
       </w:pPr>
       <w:r>
-        <w:t xml:space="preserve">That evening, A.G. and “J.G. Gonzalaz” were allegedly being honored at a banquet for all Carroll County elementary students who demonstrated exceptional academic achievement. (ECF No. 1, ¶¶ 21</w:t>
-      </w:r>
-      <w:r>
-        <w:noBreakHyphen/>
-      </w:r>
-      <w:r>
-        <w:t xml:space="preserve">22). Plaintiff attended the banquet with A.G. and J.G., along with Plaintiff’s 92-year-old mother. (ECF No. 1, ¶ 21). The banquet was held at the Carroll County Civic Center. (ECF No. 1, ¶ 21). Sometime during the event, Principal Finely and Superintendent Hebrard directed Plaintiff and A.G. to leave the event. (ECF No. 1, ¶¶ 25</w:t>
-      </w:r>
-      <w:r>
-        <w:noBreakHyphen/>
-      </w:r>
-      <w:r>
-        <w:t xml:space="preserve">27). Plaintiff claims that Superintendent Hebrard stated, “if you want action, we can give you action, otherwise leave now,” which allegedly caused Plaintiff’s mother to become frightened. (ECF No. 1, ¶¶ 28</w:t>
-      </w:r>
-      <w:r>
-        <w:noBreakHyphen/>
-      </w:r>
-      <w:r>
-        <w:t xml:space="preserve">29). Principal Finley and Superintendent Hebrard then escorted them out of the event. (ECF No. 1, ¶ 32).</w:t>
+        <w:t xml:space="preserve">That evening, A.G. and “J.G. Gonzalaz” were allegedly being honored at a banquet for all Carroll County elementary students who demonstrated exceptional academic achievement. (ECF No. 1, ¶¶ 21-⁠22). Plaintiff attended the banquet with A.G. and J.G., along with Plaintiff’s 92-year-old mother. (ECF No. 1, ¶ 21). The banquet was held at the Carroll County Civic Center. (ECF No. 1, ¶ 21). Sometime during the event, Principal Finely and Superintendent Hebrard directed Plaintiff and A.G. to leave the event. (ECF No. 1, ¶¶ 25-⁠27). Plaintiff claims that Superintendent Hebrard stated, “if you want action, we can give you action, otherwise leave now,” which allegedly caused Plaintiff’s mother to become frightened. (ECF No. 1, ¶¶ 28-⁠29). Principal Finley and Superintendent Hebrard then escorted them out of the event. (ECF No. 1, ¶ 32).</w:t>
       </w:r>
     </w:p>
     <w:p>
@@ -1035,7 +1064,6 @@
         <w:spacing w:before="276" w:after="138" w:line="276" w:lineRule="exact"/>
         <w:ind w:left="0" w:firstLine="0"/>
         <w:jc w:val="center"/>
-        <w:outlineLvl w:val="0"/>
       </w:pPr>
       <w:r>
         <w:rPr>
@@ -1144,7 +1172,6 @@
         <w:spacing w:before="276" w:after="138" w:line="276" w:lineRule="exact"/>
         <w:ind w:left="0" w:firstLine="0"/>
         <w:jc w:val="center"/>
-        <w:outlineLvl w:val="0"/>
       </w:pPr>
       <w:r>
         <w:rPr>
@@ -1158,13 +1185,9 @@
       <w:pPr>
         <w:keepNext/>
         <w:keepLines/>
-        <w:tabs>
-          <w:tab w:val="left" w:pos="720"/>
-        </w:tabs>
         <w:spacing w:before="276" w:after="138" w:line="276" w:lineRule="exact"/>
         <w:ind w:left="720" w:hanging="720"/>
         <w:jc w:val="left"/>
-        <w:outlineLvl w:val="1"/>
       </w:pPr>
       <w:r>
         <w:rPr>
@@ -1178,7 +1201,7 @@
           <w:b/>
           <w:bCs/>
         </w:rPr>
-        <w:tab/>
+        <w:t xml:space="preserve"> </w:t>
       </w:r>
       <w:r>
         <w:rPr>
@@ -1372,13 +1395,9 @@
       <w:pPr>
         <w:keepNext/>
         <w:keepLines/>
-        <w:tabs>
-          <w:tab w:val="left" w:pos="720"/>
-        </w:tabs>
         <w:spacing w:before="276" w:after="138" w:line="276" w:lineRule="exact"/>
         <w:ind w:left="720" w:hanging="720"/>
         <w:jc w:val="left"/>
-        <w:outlineLvl w:val="1"/>
       </w:pPr>
       <w:r>
         <w:rPr>
@@ -1392,7 +1411,7 @@
           <w:b/>
           <w:bCs/>
         </w:rPr>
-        <w:tab/>
+        <w:t xml:space="preserve"> </w:t>
       </w:r>
       <w:r>
         <w:rPr>
@@ -1685,13 +1704,7 @@
         <w:t xml:space="preserve">see also State ex rel. Weaver v. Ayers</w:t>
       </w:r>
       <w:r>
-        <w:t xml:space="preserve">, 756 S.W.2d 217, 221</w:t>
-      </w:r>
-      <w:r>
-        <w:noBreakHyphen/>
-      </w:r>
-      <w:r>
-        <w:t xml:space="preserve">22 (Tenn. 1988) (noting that the county government controls funding, but that “the local board of education has exclusive control over many operational aspects of education policy”);</w:t>
+        <w:t xml:space="preserve">, 756 S.W.2d 217, 221-⁠22 (Tenn. 1988) (noting that the county government controls funding, but that “the local board of education has exclusive control over many operational aspects of education policy”);</w:t>
       </w:r>
       <w:r>
         <w:t xml:space="preserve"> </w:t>
@@ -1717,13 +1730,7 @@
         <w:t xml:space="preserve">See also Rollins v. Wilson County Gov’t</w:t>
       </w:r>
       <w:r>
-        <w:t xml:space="preserve">, 967 F. Supp. 990, 996</w:t>
-      </w:r>
-      <w:r>
-        <w:noBreakHyphen/>
-      </w:r>
-      <w:r>
-        <w:t xml:space="preserve">97 (M.D. Tenn. 1997) (tracing differences).</w:t>
+        <w:t xml:space="preserve">, 967 F. Supp. 990, 996-⁠97 (M.D. Tenn. 1997) (tracing differences).</w:t>
       </w:r>
     </w:p>
     <w:p>
@@ -1738,13 +1745,9 @@
       <w:pPr>
         <w:keepNext/>
         <w:keepLines/>
-        <w:tabs>
-          <w:tab w:val="left" w:pos="720"/>
-        </w:tabs>
         <w:spacing w:before="276" w:after="138" w:line="276" w:lineRule="exact"/>
         <w:ind w:left="720" w:hanging="720"/>
         <w:jc w:val="left"/>
-        <w:outlineLvl w:val="1"/>
       </w:pPr>
       <w:r>
         <w:rPr>
@@ -1758,7 +1761,7 @@
           <w:b/>
           <w:bCs/>
         </w:rPr>
-        <w:tab/>
+        <w:t xml:space="preserve"> </w:t>
       </w:r>
       <w:r>
         <w:rPr>
@@ -1940,13 +1943,7 @@
         <w:t xml:space="preserve">Arendale v. City of Memphis</w:t>
       </w:r>
       <w:r>
-        <w:t xml:space="preserve">, 519 F.3d 587, 598</w:t>
-      </w:r>
-      <w:r>
-        <w:noBreakHyphen/>
-      </w:r>
-      <w:r>
-        <w:t xml:space="preserve">599 (6th Cir. 2008). In other words, no independent cause of action exists under 42 U.S.C. § 1981 against governmental entities.</w:t>
+        <w:t xml:space="preserve">, 519 F.3d 587, 598-⁠599 (6th Cir. 2008). In other words, no independent cause of action exists under 42 U.S.C. § 1981 against governmental entities.</w:t>
       </w:r>
       <w:r>
         <w:t xml:space="preserve"> </w:t>
@@ -1975,13 +1972,7 @@
         <w:t xml:space="preserve">See e.g. Direct Constr. Servs., LLC v. City of Detroit</w:t>
       </w:r>
       <w:r>
-        <w:t xml:space="preserve">, 820 Fed. App’x. 417, 427</w:t>
-      </w:r>
-      <w:r>
-        <w:noBreakHyphen/>
-      </w:r>
-      <w:r>
-        <w:t xml:space="preserve">428 (6th Cir. July 23, 2020);</w:t>
+        <w:t xml:space="preserve">, 820 Fed. App’x. 417, 427-⁠428 (6th Cir. July 23, 2020);</w:t>
       </w:r>
       <w:r>
         <w:t xml:space="preserve"> </w:t>
@@ -1994,13 +1985,7 @@
         <w:t xml:space="preserve">Wallace v. The MetroHealth System</w:t>
       </w:r>
       <w:r>
-        <w:t xml:space="preserve">, 2013 U.S. Dist. LEXIS 151555, 2013 WL 5739705 at * 9</w:t>
-      </w:r>
-      <w:r>
-        <w:noBreakHyphen/>
-      </w:r>
-      <w:r>
-        <w:t xml:space="preserve">10 (N.D. Ohio Oct. 22, 2013);</w:t>
+        <w:t xml:space="preserve">, 2013 U.S. Dist. LEXIS 151555, 2013 WL 5739705 at * 9-⁠10 (N.D. Ohio Oct. 22, 2013);</w:t>
       </w:r>
       <w:r>
         <w:t xml:space="preserve"> </w:t>
@@ -2054,13 +2039,9 @@
       <w:pPr>
         <w:keepNext/>
         <w:keepLines/>
-        <w:tabs>
-          <w:tab w:val="left" w:pos="720"/>
-        </w:tabs>
         <w:spacing w:before="276" w:after="138" w:line="276" w:lineRule="exact"/>
         <w:ind w:left="720" w:hanging="720"/>
         <w:jc w:val="left"/>
-        <w:outlineLvl w:val="1"/>
       </w:pPr>
       <w:r>
         <w:rPr>
@@ -2074,7 +2055,7 @@
           <w:b/>
           <w:bCs/>
         </w:rPr>
-        <w:tab/>
+        <w:t xml:space="preserve"> </w:t>
       </w:r>
       <w:r>
         <w:rPr>
@@ -2452,13 +2433,7 @@
         <w:t xml:space="preserve">Kurek v. Ohio Dept. of Dev. Disabilities</w:t>
       </w:r>
       <w:r>
-        <w:t xml:space="preserve">, 2017 U.S. Dist. LEXIS 65473, at *15</w:t>
-      </w:r>
-      <w:r>
-        <w:noBreakHyphen/>
-      </w:r>
-      <w:r>
-        <w:t xml:space="preserve">16 (N.D. Ohio Jan. 20, 2017) (“[C]onclusory allegations of collective, unspecified, and undifferentiated wrongdoing is not sufficient [as] vaguely lump[ing] all defendants together without providing any factual allegations that specify separate acts fails to satisfy the Iqbal/​Twombly standard.”);</w:t>
+        <w:t xml:space="preserve">, 2017 U.S. Dist. LEXIS 65473, at *15-⁠16 (N.D. Ohio Jan. 20, 2017) (“[C]onclusory allegations of collective, unspecified, and undifferentiated wrongdoing is not sufficient [as] vaguely lump[ing] all defendants together without providing any factual allegations that specify separate acts fails to satisfy the Iqbal/​Twombly standard.”);</w:t>
       </w:r>
       <w:r>
         <w:t xml:space="preserve"> </w:t>
@@ -2484,13 +2459,7 @@
         <w:t xml:space="preserve">Heinz v. HSBC Mortg. Servs., Inc.</w:t>
       </w:r>
       <w:r>
-        <w:t xml:space="preserve">, 2021 U.S. Dist. LEXIS 203680, at *6</w:t>
-      </w:r>
-      <w:r>
-        <w:noBreakHyphen/>
-      </w:r>
-      <w:r>
-        <w:t xml:space="preserve">7 (N.D. Ohio Oct. 22, 2021) (citing</w:t>
+        <w:t xml:space="preserve">, 2021 U.S. Dist. LEXIS 203680, at *6-⁠7 (N.D. Ohio Oct. 22, 2021) (citing</w:t>
       </w:r>
       <w:r>
         <w:t xml:space="preserve"> </w:t>
@@ -2608,13 +2577,7 @@
         <w:t xml:space="preserve">Alexander v. Byrd</w:t>
       </w:r>
       <w:r>
-        <w:t xml:space="preserve">, 2014 U.S. Dist. LEXIS 151465, at *11</w:t>
-      </w:r>
-      <w:r>
-        <w:noBreakHyphen/>
-      </w:r>
-      <w:r>
-        <w:t xml:space="preserve">12 (W.D. Tenn. Oct. 24, 2014) (citing</w:t>
+        <w:t xml:space="preserve">, 2014 U.S. Dist. LEXIS 151465, at *11-⁠12 (W.D. Tenn. Oct. 24, 2014) (citing</w:t>
       </w:r>
       <w:r>
         <w:t xml:space="preserve"> </w:t>
@@ -2687,7 +2650,6 @@
         <w:spacing w:before="276" w:after="138" w:line="276" w:lineRule="exact"/>
         <w:ind w:left="0" w:firstLine="0"/>
         <w:jc w:val="center"/>
-        <w:outlineLvl w:val="0"/>
       </w:pPr>
       <w:r>
         <w:rPr>
@@ -2699,320 +2661,10 @@
     </w:p>
     <w:p>
       <w:pPr>
-        <w:pStyle w:val="BodyKeep"/>
+        <w:pStyle w:val="BodyTextKeep"/>
       </w:pPr>
       <w:r>
         <w:t xml:space="preserve">Based upon the foregoing and the entire record in this cause, Plaintiff’s claims against Defendants Carroll County, Tennessee and “Carroll County Civic Center” should be dismissed in their entirety.</w:t>
-      </w:r>
-    </w:p>
-    <w:p>
-      <w:pPr>
-        <w:keepNext/>
-        <w:keepLines/>
-        <w:spacing w:before="552" w:after="0" w:line="276" w:lineRule="exact"/>
-        <w:ind w:left="4680" w:firstLine="0"/>
-        <w:jc w:val="left"/>
-      </w:pPr>
-      <w:r>
-        <w:t xml:space="preserve">Respectfully submitted,</w:t>
-      </w:r>
-    </w:p>
-    <w:p>
-      <w:pPr>
-        <w:keepNext/>
-        <w:keepLines/>
-        <w:spacing w:before="276" w:after="0" w:line="276" w:lineRule="exact"/>
-        <w:ind w:left="4680" w:firstLine="0"/>
-        <w:jc w:val="left"/>
-      </w:pPr>
-      <w:r>
-        <w:t xml:space="preserve">s/ </w:t>
-      </w:r>
-      <w:r>
-        <w:t xml:space="preserve">Nathan</w:t>
-      </w:r>
-      <w:r>
-        <w:t xml:space="preserve"> </w:t>
-      </w:r>
-      <w:r>
-        <w:t xml:space="preserve">D.</w:t>
-      </w:r>
-      <w:r>
-        <w:t xml:space="preserve"> </w:t>
-      </w:r>
-      <w:r>
-        <w:t xml:space="preserve">Tilly</w:t>
-      </w:r>
-    </w:p>
-    <w:p>
-      <w:pPr>
-        <w:keepNext/>
-        <w:keepLines/>
-        <w:spacing w:before="0" w:after="0" w:line="276" w:lineRule="exact"/>
-        <w:ind w:left="4680" w:firstLine="0"/>
-        <w:jc w:val="left"/>
-      </w:pPr>
-      <w:r>
-        <w:t xml:space="preserve">Attorney Bar No. 031318</w:t>
-      </w:r>
-    </w:p>
-    <w:p>
-      <w:pPr>
-        <w:keepNext/>
-        <w:keepLines/>
-        <w:spacing w:before="0" w:after="0" w:line="276" w:lineRule="exact"/>
-        <w:ind w:left="4680" w:firstLine="0"/>
-        <w:jc w:val="left"/>
-      </w:pPr>
-      <w:r>
-        <w:t xml:space="preserve">PENTECOST,</w:t>
-      </w:r>
-      <w:r>
-        <w:t xml:space="preserve"> </w:t>
-      </w:r>
-      <w:r>
-        <w:t xml:space="preserve">GLENN</w:t>
-      </w:r>
-      <w:r>
-        <w:t xml:space="preserve"> </w:t>
-      </w:r>
-      <w:r>
-        <w:t xml:space="preserve">&amp;</w:t>
-      </w:r>
-      <w:r>
-        <w:t xml:space="preserve"> </w:t>
-      </w:r>
-      <w:r>
-        <w:t xml:space="preserve">TILLY,</w:t>
-      </w:r>
-      <w:r>
-        <w:t xml:space="preserve"> </w:t>
-      </w:r>
-      <w:r>
-        <w:t xml:space="preserve">PLLC</w:t>
-      </w:r>
-    </w:p>
-    <w:p>
-      <w:pPr>
-        <w:keepNext/>
-        <w:keepLines/>
-        <w:spacing w:before="0" w:after="0" w:line="276" w:lineRule="exact"/>
-        <w:ind w:left="4680" w:firstLine="0"/>
-        <w:jc w:val="left"/>
-      </w:pPr>
-      <w:r>
-        <w:t xml:space="preserve">162</w:t>
-      </w:r>
-      <w:r>
-        <w:t xml:space="preserve"> </w:t>
-      </w:r>
-      <w:r>
-        <w:t xml:space="preserve">Murray</w:t>
-      </w:r>
-      <w:r>
-        <w:t xml:space="preserve"> </w:t>
-      </w:r>
-      <w:r>
-        <w:t xml:space="preserve">Guard</w:t>
-      </w:r>
-      <w:r>
-        <w:t xml:space="preserve"> </w:t>
-      </w:r>
-      <w:r>
-        <w:t xml:space="preserve">Drive,</w:t>
-      </w:r>
-      <w:r>
-        <w:t xml:space="preserve"> </w:t>
-      </w:r>
-      <w:r>
-        <w:t xml:space="preserve">Suite</w:t>
-      </w:r>
-      <w:r>
-        <w:t xml:space="preserve"> </w:t>
-      </w:r>
-      <w:r>
-        <w:t xml:space="preserve">B</w:t>
-      </w:r>
-    </w:p>
-    <w:p>
-      <w:pPr>
-        <w:keepNext/>
-        <w:keepLines/>
-        <w:spacing w:before="0" w:after="0" w:line="276" w:lineRule="exact"/>
-        <w:ind w:left="4680" w:firstLine="0"/>
-        <w:jc w:val="left"/>
-      </w:pPr>
-      <w:r>
-        <w:t xml:space="preserve">Jackson,</w:t>
-      </w:r>
-      <w:r>
-        <w:t xml:space="preserve"> </w:t>
-      </w:r>
-      <w:r>
-        <w:t xml:space="preserve">Tennessee</w:t>
-      </w:r>
-      <w:r>
-        <w:t xml:space="preserve"> </w:t>
-      </w:r>
-      <w:r>
-        <w:t xml:space="preserve">38305</w:t>
-      </w:r>
-    </w:p>
-    <w:p>
-      <w:pPr>
-        <w:keepNext/>
-        <w:keepLines/>
-        <w:spacing w:before="0" w:after="0" w:line="276" w:lineRule="exact"/>
-        <w:ind w:left="4680" w:firstLine="0"/>
-        <w:jc w:val="left"/>
-      </w:pPr>
-      <w:r>
-        <w:t xml:space="preserve">Telephone:</w:t>
-      </w:r>
-      <w:r>
-        <w:t xml:space="preserve"> </w:t>
-      </w:r>
-      <w:r>
-        <w:t xml:space="preserve">(731)</w:t>
-      </w:r>
-      <w:r>
-        <w:t xml:space="preserve"> </w:t>
-      </w:r>
-      <w:r>
-        <w:t xml:space="preserve">668</w:t>
-        <w:noBreakHyphen/>
-        <w:t xml:space="preserve">5995</w:t>
-      </w:r>
-    </w:p>
-    <w:p>
-      <w:pPr>
-        <w:keepNext/>
-        <w:keepLines/>
-        <w:spacing w:before="0" w:after="0" w:line="276" w:lineRule="exact"/>
-        <w:ind w:left="4680" w:firstLine="0"/>
-        <w:jc w:val="left"/>
-      </w:pPr>
-      <w:r>
-        <w:t xml:space="preserve">Facsimile:</w:t>
-      </w:r>
-      <w:r>
-        <w:t xml:space="preserve"> </w:t>
-      </w:r>
-      <w:r>
-        <w:t xml:space="preserve">(731)</w:t>
-      </w:r>
-      <w:r>
-        <w:t xml:space="preserve"> </w:t>
-      </w:r>
-      <w:r>
-        <w:t xml:space="preserve">668</w:t>
-        <w:noBreakHyphen/>
-        <w:t xml:space="preserve">7163</w:t>
-      </w:r>
-    </w:p>
-    <w:p>
-      <w:pPr>
-        <w:keepNext/>
-        <w:keepLines/>
-        <w:spacing w:before="0" w:after="0" w:line="276" w:lineRule="exact"/>
-        <w:ind w:left="4680" w:firstLine="0"/>
-        <w:jc w:val="left"/>
-      </w:pPr>
-      <w:r>
-        <w:t xml:space="preserve">Email:</w:t>
-      </w:r>
-      <w:r>
-        <w:t xml:space="preserve"> </w:t>
-      </w:r>
-      <w:r>
-        <w:t xml:space="preserve">ntilly@pgtfirm.com</w:t>
-      </w:r>
-    </w:p>
-    <w:p>
-      <w:pPr>
-        <w:spacing w:before="0" w:after="0" w:line="276" w:lineRule="exact"/>
-        <w:ind w:left="4680" w:firstLine="0"/>
-        <w:jc w:val="left"/>
-      </w:pPr>
-      <w:r>
-        <w:t xml:space="preserve">Attorney</w:t>
-      </w:r>
-      <w:r>
-        <w:t xml:space="preserve"> </w:t>
-      </w:r>
-      <w:r>
-        <w:t xml:space="preserve">for</w:t>
-      </w:r>
-      <w:r>
-        <w:t xml:space="preserve"> </w:t>
-      </w:r>
-      <w:r>
-        <w:t xml:space="preserve">Defendants,</w:t>
-      </w:r>
-      <w:r>
-        <w:t xml:space="preserve"> </w:t>
-      </w:r>
-      <w:r>
-        <w:t xml:space="preserve">Carroll</w:t>
-      </w:r>
-      <w:r>
-        <w:t xml:space="preserve"> </w:t>
-      </w:r>
-      <w:r>
-        <w:t xml:space="preserve">County,</w:t>
-      </w:r>
-      <w:r>
-        <w:t xml:space="preserve"> </w:t>
-      </w:r>
-      <w:r>
-        <w:t xml:space="preserve">Tennessee</w:t>
-      </w:r>
-      <w:r>
-        <w:t xml:space="preserve"> </w:t>
-      </w:r>
-      <w:r>
-        <w:t xml:space="preserve">and</w:t>
-      </w:r>
-      <w:r>
-        <w:t xml:space="preserve"> </w:t>
-      </w:r>
-      <w:r>
-        <w:t xml:space="preserve">Carroll</w:t>
-      </w:r>
-      <w:r>
-        <w:t xml:space="preserve"> </w:t>
-      </w:r>
-      <w:r>
-        <w:t xml:space="preserve">County</w:t>
-      </w:r>
-      <w:r>
-        <w:t xml:space="preserve"> </w:t>
-      </w:r>
-      <w:r>
-        <w:t xml:space="preserve">Civic</w:t>
-      </w:r>
-      <w:r>
-        <w:t xml:space="preserve"> </w:t>
-      </w:r>
-      <w:r>
-        <w:t xml:space="preserve">Center</w:t>
-      </w:r>
-    </w:p>
-    <w:p>
-      <w:pPr>
-        <w:keepNext/>
-        <w:keepLines/>
-        <w:pageBreakBefore/>
-        <w:spacing w:before="0" w:after="276" w:line="276" w:lineRule="exact"/>
-        <w:ind w:left="0" w:firstLine="0"/>
-        <w:jc w:val="center"/>
-      </w:pPr>
-      <w:r>
-        <w:rPr>
-          <w:b/>
-          <w:bCs/>
-        </w:rPr>
-        <w:t xml:space="preserve">CERTIFICATE OF SERVICE</w:t>
       </w:r>
     </w:p>
     <w:p>
@@ -3020,347 +2672,826 @@
         <w:keepNext/>
         <w:keepLines/>
         <w:spacing w:before="0" w:after="0" w:line="552" w:lineRule="exact"/>
-        <w:ind w:left="0" w:firstLine="720"/>
-        <w:jc w:val="left"/>
       </w:pPr>
-      <w:r>
-        <w:t xml:space="preserve">The undersigned hereby certifies that a true and correct copy of the foregoing </w:t>
-      </w:r>
-      <w:r>
-        <w:t xml:space="preserve">Motion</w:t>
-      </w:r>
-      <w:r>
-        <w:t xml:space="preserve"> </w:t>
-      </w:r>
-      <w:r>
-        <w:t xml:space="preserve">to</w:t>
-      </w:r>
-      <w:r>
-        <w:t xml:space="preserve"> </w:t>
-      </w:r>
-      <w:r>
-        <w:t xml:space="preserve">Dismiss</w:t>
-      </w:r>
-      <w:r>
-        <w:t xml:space="preserve"> was </w:t>
-      </w:r>
-      <w:r>
-        <w:t xml:space="preserve">served</w:t>
-      </w:r>
-      <w:r>
-        <w:t xml:space="preserve"> </w:t>
-      </w:r>
-      <w:r>
-        <w:t xml:space="preserve">via</w:t>
-      </w:r>
-      <w:r>
-        <w:t xml:space="preserve"> </w:t>
-      </w:r>
-      <w:r>
-        <w:t xml:space="preserve">US</w:t>
-      </w:r>
-      <w:r>
-        <w:t xml:space="preserve"> </w:t>
-      </w:r>
-      <w:r>
-        <w:t xml:space="preserve">District</w:t>
-      </w:r>
-      <w:r>
-        <w:t xml:space="preserve"> </w:t>
-      </w:r>
-      <w:r>
-        <w:t xml:space="preserve">Court</w:t>
-      </w:r>
-      <w:r>
-        <w:t xml:space="preserve"> </w:t>
-      </w:r>
-      <w:r>
-        <w:t xml:space="preserve">ECF</w:t>
-      </w:r>
-      <w:r>
-        <w:t xml:space="preserve"> </w:t>
-      </w:r>
-      <w:r>
-        <w:t xml:space="preserve">system</w:t>
-      </w:r>
-      <w:r>
-        <w:t xml:space="preserve"> </w:t>
-      </w:r>
-      <w:r>
-        <w:t xml:space="preserve">and/​or</w:t>
-      </w:r>
-      <w:r>
-        <w:t xml:space="preserve"> </w:t>
-      </w:r>
-      <w:r>
-        <w:t xml:space="preserve">U.S.</w:t>
-      </w:r>
-      <w:r>
-        <w:t xml:space="preserve"> </w:t>
-      </w:r>
-      <w:r>
-        <w:t xml:space="preserve">Mail</w:t>
-      </w:r>
-      <w:r>
-        <w:t xml:space="preserve"> </w:t>
-      </w:r>
-      <w:r>
-        <w:t xml:space="preserve">postage</w:t>
-      </w:r>
-      <w:r>
-        <w:t xml:space="preserve"> </w:t>
-      </w:r>
-      <w:r>
-        <w:t xml:space="preserve">prepaid</w:t>
-      </w:r>
-      <w:r>
-        <w:t xml:space="preserve"> upon:</w:t>
-      </w:r>
     </w:p>
+    <w:tbl>
+      <w:tblPr>
+        <w:tblW w:w="9360" w:type="dxa"/>
+        <w:tblLayout w:type="fixed"/>
+        <w:tblCellMar>
+          <w:top w:w="0" w:type="dxa"/>
+          <w:left w:w="0" w:type="dxa"/>
+          <w:bottom w:w="0" w:type="dxa"/>
+          <w:right w:w="0" w:type="dxa"/>
+        </w:tblCellMar>
+        <w:tblLook w:val="0000" w:firstRow="0" w:lastRow="0" w:firstColumn="0" w:lastColumn="0" w:noHBand="0" w:noVBand="0"/>
+      </w:tblPr>
+      <w:tblGrid>
+        <w:gridCol w:w="9360"/>
+      </w:tblGrid>
+      <w:tr>
+        <w:trPr>
+          <w:cantSplit/>
+        </w:trPr>
+        <w:tc>
+          <w:tcPr>
+            <w:tcW w:w="9360" w:type="dxa"/>
+          </w:tcPr>
+          <w:p>
+            <w:pPr>
+              <w:spacing w:before="0" w:after="0" w:line="276" w:lineRule="exact"/>
+              <w:ind w:left="4680" w:firstLine="0"/>
+              <w:jc w:val="left"/>
+            </w:pPr>
+            <w:r>
+              <w:t xml:space="preserve">Respectfully</w:t>
+            </w:r>
+            <w:r>
+              <w:t xml:space="preserve"> </w:t>
+            </w:r>
+            <w:r>
+              <w:t xml:space="preserve">submitted,</w:t>
+            </w:r>
+          </w:p>
+          <w:p>
+            <w:pPr>
+              <w:spacing w:before="276" w:after="0" w:line="276" w:lineRule="exact"/>
+              <w:ind w:left="4680" w:firstLine="0"/>
+              <w:jc w:val="left"/>
+            </w:pPr>
+            <w:r>
+              <w:t xml:space="preserve">s/</w:t>
+            </w:r>
+            <w:r>
+              <w:t xml:space="preserve"> </w:t>
+            </w:r>
+            <w:r>
+              <w:t xml:space="preserve">Nathan</w:t>
+            </w:r>
+            <w:r>
+              <w:t xml:space="preserve"> </w:t>
+            </w:r>
+            <w:r>
+              <w:t xml:space="preserve">D.</w:t>
+            </w:r>
+            <w:r>
+              <w:t xml:space="preserve"> </w:t>
+            </w:r>
+            <w:r>
+              <w:t xml:space="preserve">Tilly</w:t>
+            </w:r>
+          </w:p>
+          <w:p>
+            <w:pPr>
+              <w:spacing w:before="0" w:after="0" w:line="276" w:lineRule="exact"/>
+              <w:ind w:left="4680" w:firstLine="0"/>
+              <w:jc w:val="left"/>
+            </w:pPr>
+            <w:r>
+              <w:t xml:space="preserve">Attorney</w:t>
+            </w:r>
+            <w:r>
+              <w:t xml:space="preserve"> </w:t>
+            </w:r>
+            <w:r>
+              <w:t xml:space="preserve">Bar</w:t>
+            </w:r>
+            <w:r>
+              <w:t xml:space="preserve"> </w:t>
+            </w:r>
+            <w:r>
+              <w:t xml:space="preserve">No.</w:t>
+            </w:r>
+            <w:r>
+              <w:t xml:space="preserve"> </w:t>
+            </w:r>
+            <w:r>
+              <w:t xml:space="preserve">031318</w:t>
+            </w:r>
+          </w:p>
+          <w:p>
+            <w:pPr>
+              <w:spacing w:before="0" w:after="0" w:line="276" w:lineRule="exact"/>
+              <w:ind w:left="4680" w:firstLine="0"/>
+              <w:jc w:val="left"/>
+            </w:pPr>
+            <w:r>
+              <w:t xml:space="preserve">PENTECOST,</w:t>
+            </w:r>
+            <w:r>
+              <w:t xml:space="preserve"> </w:t>
+            </w:r>
+            <w:r>
+              <w:t xml:space="preserve">GLENN</w:t>
+            </w:r>
+            <w:r>
+              <w:t xml:space="preserve"> </w:t>
+            </w:r>
+            <w:r>
+              <w:t xml:space="preserve">&amp;</w:t>
+            </w:r>
+            <w:r>
+              <w:t xml:space="preserve"> </w:t>
+            </w:r>
+            <w:r>
+              <w:t xml:space="preserve">TILLY,</w:t>
+            </w:r>
+            <w:r>
+              <w:t xml:space="preserve"> </w:t>
+            </w:r>
+            <w:r>
+              <w:t xml:space="preserve">PLLC</w:t>
+            </w:r>
+          </w:p>
+          <w:p>
+            <w:pPr>
+              <w:spacing w:before="0" w:after="0" w:line="276" w:lineRule="exact"/>
+              <w:ind w:left="4680" w:firstLine="0"/>
+              <w:jc w:val="left"/>
+            </w:pPr>
+            <w:r>
+              <w:t xml:space="preserve">162</w:t>
+            </w:r>
+            <w:r>
+              <w:t xml:space="preserve"> </w:t>
+            </w:r>
+            <w:r>
+              <w:t xml:space="preserve">Murray</w:t>
+            </w:r>
+            <w:r>
+              <w:t xml:space="preserve"> </w:t>
+            </w:r>
+            <w:r>
+              <w:t xml:space="preserve">Guard</w:t>
+            </w:r>
+            <w:r>
+              <w:t xml:space="preserve"> </w:t>
+            </w:r>
+            <w:r>
+              <w:t xml:space="preserve">Drive,</w:t>
+            </w:r>
+            <w:r>
+              <w:t xml:space="preserve"> </w:t>
+            </w:r>
+            <w:r>
+              <w:t xml:space="preserve">Suite</w:t>
+            </w:r>
+            <w:r>
+              <w:t xml:space="preserve"> </w:t>
+            </w:r>
+            <w:r>
+              <w:t xml:space="preserve">B</w:t>
+            </w:r>
+          </w:p>
+          <w:p>
+            <w:pPr>
+              <w:spacing w:before="0" w:after="0" w:line="276" w:lineRule="exact"/>
+              <w:ind w:left="4680" w:firstLine="0"/>
+              <w:jc w:val="left"/>
+            </w:pPr>
+            <w:r>
+              <w:t xml:space="preserve">Jackson,</w:t>
+            </w:r>
+            <w:r>
+              <w:t xml:space="preserve"> </w:t>
+            </w:r>
+            <w:r>
+              <w:t xml:space="preserve">Tennessee</w:t>
+            </w:r>
+            <w:r>
+              <w:t xml:space="preserve"> </w:t>
+            </w:r>
+            <w:r>
+              <w:t xml:space="preserve">38305</w:t>
+            </w:r>
+          </w:p>
+          <w:p>
+            <w:pPr>
+              <w:spacing w:before="0" w:after="0" w:line="276" w:lineRule="exact"/>
+              <w:ind w:left="4680" w:firstLine="0"/>
+              <w:jc w:val="left"/>
+            </w:pPr>
+            <w:r>
+              <w:t xml:space="preserve">Telephone:</w:t>
+            </w:r>
+            <w:r>
+              <w:t xml:space="preserve"> </w:t>
+            </w:r>
+            <w:r>
+              <w:t xml:space="preserve">(731)</w:t>
+            </w:r>
+            <w:r>
+              <w:t xml:space="preserve"> </w:t>
+            </w:r>
+            <w:r>
+              <w:t xml:space="preserve">668-⁠5995</w:t>
+            </w:r>
+          </w:p>
+          <w:p>
+            <w:pPr>
+              <w:spacing w:before="0" w:after="0" w:line="276" w:lineRule="exact"/>
+              <w:ind w:left="4680" w:firstLine="0"/>
+              <w:jc w:val="left"/>
+            </w:pPr>
+            <w:r>
+              <w:t xml:space="preserve">Facsimile:</w:t>
+            </w:r>
+            <w:r>
+              <w:t xml:space="preserve"> </w:t>
+            </w:r>
+            <w:r>
+              <w:t xml:space="preserve">(731)</w:t>
+            </w:r>
+            <w:r>
+              <w:t xml:space="preserve"> </w:t>
+            </w:r>
+            <w:r>
+              <w:t xml:space="preserve">668-⁠7163</w:t>
+            </w:r>
+          </w:p>
+          <w:p>
+            <w:pPr>
+              <w:spacing w:before="0" w:after="0" w:line="276" w:lineRule="exact"/>
+              <w:ind w:left="4680" w:firstLine="0"/>
+              <w:jc w:val="left"/>
+            </w:pPr>
+            <w:r>
+              <w:t xml:space="preserve">Email:</w:t>
+            </w:r>
+            <w:r>
+              <w:t xml:space="preserve"> </w:t>
+            </w:r>
+            <w:r>
+              <w:t xml:space="preserve">ntilly@pgtfirm.com</w:t>
+            </w:r>
+          </w:p>
+          <w:p>
+            <w:pPr>
+              <w:spacing w:before="0" w:after="0" w:line="276" w:lineRule="exact"/>
+              <w:ind w:left="4680" w:firstLine="0"/>
+              <w:jc w:val="left"/>
+            </w:pPr>
+            <w:r>
+              <w:t xml:space="preserve">Attorney</w:t>
+            </w:r>
+            <w:r>
+              <w:t xml:space="preserve"> </w:t>
+            </w:r>
+            <w:r>
+              <w:t xml:space="preserve">for</w:t>
+            </w:r>
+            <w:r>
+              <w:t xml:space="preserve"> </w:t>
+            </w:r>
+            <w:r>
+              <w:t xml:space="preserve">Defendants,</w:t>
+            </w:r>
+            <w:r>
+              <w:t xml:space="preserve"> </w:t>
+            </w:r>
+            <w:r>
+              <w:t xml:space="preserve">Carroll</w:t>
+            </w:r>
+            <w:r>
+              <w:t xml:space="preserve"> </w:t>
+            </w:r>
+            <w:r>
+              <w:t xml:space="preserve">County,</w:t>
+            </w:r>
+            <w:r>
+              <w:t xml:space="preserve"> </w:t>
+            </w:r>
+            <w:r>
+              <w:t xml:space="preserve">Tennessee</w:t>
+            </w:r>
+            <w:r>
+              <w:t xml:space="preserve"> </w:t>
+            </w:r>
+            <w:r>
+              <w:t xml:space="preserve">and</w:t>
+            </w:r>
+            <w:r>
+              <w:t xml:space="preserve"> </w:t>
+            </w:r>
+            <w:r>
+              <w:t xml:space="preserve">Carroll</w:t>
+            </w:r>
+            <w:r>
+              <w:t xml:space="preserve"> </w:t>
+            </w:r>
+            <w:r>
+              <w:t xml:space="preserve">County</w:t>
+            </w:r>
+            <w:r>
+              <w:t xml:space="preserve"> </w:t>
+            </w:r>
+            <w:r>
+              <w:t xml:space="preserve">Civic</w:t>
+            </w:r>
+            <w:r>
+              <w:t xml:space="preserve"> </w:t>
+            </w:r>
+            <w:r>
+              <w:t xml:space="preserve">Center</w:t>
+            </w:r>
+          </w:p>
+        </w:tc>
+      </w:tr>
+    </w:tbl>
     <w:p>
       <w:pPr>
-        <w:keepNext/>
-        <w:keepLines/>
-        <w:spacing w:before="276" w:after="0" w:line="276" w:lineRule="exact"/>
-        <w:ind w:left="720" w:firstLine="0"/>
-        <w:jc w:val="left"/>
+        <w:pageBreakBefore/>
+        <w:spacing w:before="0" w:after="0" w:line="1" w:lineRule="exact"/>
       </w:pPr>
-      <w:r>
-        <w:t xml:space="preserve">Brian</w:t>
-      </w:r>
-      <w:r>
-        <w:t xml:space="preserve"> </w:t>
-      </w:r>
-      <w:r>
-        <w:t xml:space="preserve">K.</w:t>
-      </w:r>
-      <w:r>
-        <w:t xml:space="preserve"> </w:t>
-      </w:r>
-      <w:r>
-        <w:t xml:space="preserve">Leonard</w:t>
-      </w:r>
     </w:p>
-    <w:p>
-      <w:pPr>
-        <w:keepNext/>
-        <w:keepLines/>
-        <w:spacing w:before="0" w:after="0" w:line="276" w:lineRule="exact"/>
-        <w:ind w:left="720" w:firstLine="0"/>
-        <w:jc w:val="left"/>
-      </w:pPr>
-      <w:r>
-        <w:t xml:space="preserve">B.K.</w:t>
-      </w:r>
-      <w:r>
-        <w:t xml:space="preserve"> </w:t>
-      </w:r>
-      <w:r>
-        <w:t xml:space="preserve">Leonard</w:t>
-      </w:r>
-      <w:r>
-        <w:t xml:space="preserve"> </w:t>
-      </w:r>
-      <w:r>
-        <w:t xml:space="preserve">Law</w:t>
-      </w:r>
-      <w:r>
-        <w:t xml:space="preserve"> </w:t>
-      </w:r>
-      <w:r>
-        <w:t xml:space="preserve">Firm</w:t>
-      </w:r>
-    </w:p>
-    <w:p>
-      <w:pPr>
-        <w:keepNext/>
-        <w:keepLines/>
-        <w:spacing w:before="0" w:after="0" w:line="276" w:lineRule="exact"/>
-        <w:ind w:left="720" w:firstLine="0"/>
-        <w:jc w:val="left"/>
-      </w:pPr>
-      <w:r>
-        <w:t xml:space="preserve">11010</w:t>
-      </w:r>
-      <w:r>
-        <w:t xml:space="preserve"> </w:t>
-      </w:r>
-      <w:r>
-        <w:t xml:space="preserve">Lake</w:t>
-      </w:r>
-      <w:r>
-        <w:t xml:space="preserve"> </w:t>
-      </w:r>
-      <w:r>
-        <w:t xml:space="preserve">Grove</w:t>
-      </w:r>
-      <w:r>
-        <w:t xml:space="preserve"> </w:t>
-      </w:r>
-      <w:r>
-        <w:t xml:space="preserve">Blvd.,</w:t>
-      </w:r>
-      <w:r>
-        <w:t xml:space="preserve"> </w:t>
-      </w:r>
-      <w:r>
-        <w:t xml:space="preserve">Suite</w:t>
-      </w:r>
-      <w:r>
-        <w:t xml:space="preserve"> </w:t>
-      </w:r>
-      <w:r>
-        <w:t xml:space="preserve">100</w:t>
-        <w:noBreakHyphen/>
-        <w:t xml:space="preserve">425</w:t>
-      </w:r>
-    </w:p>
-    <w:p>
-      <w:pPr>
-        <w:keepNext/>
-        <w:keepLines/>
-        <w:spacing w:before="0" w:after="0" w:line="276" w:lineRule="exact"/>
-        <w:ind w:left="720" w:firstLine="0"/>
-        <w:jc w:val="left"/>
-      </w:pPr>
-      <w:r>
-        <w:t xml:space="preserve">Morrisville,</w:t>
-      </w:r>
-      <w:r>
-        <w:t xml:space="preserve"> </w:t>
-      </w:r>
-      <w:r>
-        <w:t xml:space="preserve">NC</w:t>
-      </w:r>
-      <w:r>
-        <w:t xml:space="preserve"> </w:t>
-      </w:r>
-      <w:r>
-        <w:t xml:space="preserve">27560</w:t>
-      </w:r>
-    </w:p>
-    <w:p>
-      <w:pPr>
-        <w:keepNext/>
-        <w:keepLines/>
-        <w:spacing w:before="276" w:after="0" w:line="276" w:lineRule="exact"/>
-        <w:ind w:left="0" w:firstLine="0"/>
-        <w:jc w:val="left"/>
-      </w:pPr>
-      <w:r>
-        <w:t xml:space="preserve">DATE: </w:t>
-      </w:r>
-      <w:r>
-        <w:t xml:space="preserve">On</w:t>
-      </w:r>
-      <w:r>
-        <w:t xml:space="preserve"> </w:t>
-      </w:r>
-      <w:r>
-        <w:t xml:space="preserve">this</w:t>
-      </w:r>
-      <w:r>
-        <w:t xml:space="preserve"> </w:t>
-      </w:r>
-      <w:r>
-        <w:t xml:space="preserve">the</w:t>
-      </w:r>
-      <w:r>
-        <w:t xml:space="preserve"> </w:t>
-      </w:r>
-      <w:r>
-        <w:t xml:space="preserve">15th</w:t>
-      </w:r>
-      <w:r>
-        <w:t xml:space="preserve"> </w:t>
-      </w:r>
-      <w:r>
-        <w:t xml:space="preserve">day</w:t>
-      </w:r>
-      <w:r>
-        <w:t xml:space="preserve"> </w:t>
-      </w:r>
-      <w:r>
-        <w:t xml:space="preserve">of</w:t>
-      </w:r>
-      <w:r>
-        <w:t xml:space="preserve"> </w:t>
-      </w:r>
-      <w:r>
-        <w:t xml:space="preserve">April,</w:t>
-      </w:r>
-      <w:r>
-        <w:t xml:space="preserve"> </w:t>
-      </w:r>
-      <w:r>
-        <w:t xml:space="preserve">2026.</w:t>
-      </w:r>
-    </w:p>
-    <w:p>
-      <w:pPr>
-        <w:keepNext/>
-        <w:keepLines/>
-        <w:spacing w:before="276" w:after="0" w:line="276" w:lineRule="exact"/>
-        <w:ind w:left="4680" w:firstLine="0"/>
-        <w:jc w:val="left"/>
-      </w:pPr>
-      <w:r>
-        <w:t xml:space="preserve">PENTECOST,</w:t>
-      </w:r>
-      <w:r>
-        <w:t xml:space="preserve"> </w:t>
-      </w:r>
-      <w:r>
-        <w:t xml:space="preserve">GLENN</w:t>
-      </w:r>
-      <w:r>
-        <w:t xml:space="preserve"> </w:t>
-      </w:r>
-      <w:r>
-        <w:t xml:space="preserve">&amp;</w:t>
-      </w:r>
-      <w:r>
-        <w:t xml:space="preserve"> </w:t>
-      </w:r>
-      <w:r>
-        <w:t xml:space="preserve">TILLY,</w:t>
-      </w:r>
-      <w:r>
-        <w:t xml:space="preserve"> </w:t>
-      </w:r>
-      <w:r>
-        <w:t xml:space="preserve">PLLC</w:t>
-      </w:r>
-    </w:p>
-    <w:p>
-      <w:pPr>
-        <w:spacing w:before="276" w:after="0" w:line="276" w:lineRule="exact"/>
-        <w:ind w:left="4680" w:firstLine="0"/>
-        <w:jc w:val="left"/>
-      </w:pPr>
-      <w:r>
-        <w:t xml:space="preserve">s/ </w:t>
-      </w:r>
-      <w:r>
-        <w:t xml:space="preserve">Nathan</w:t>
-      </w:r>
-      <w:r>
-        <w:t xml:space="preserve"> </w:t>
-      </w:r>
-      <w:r>
-        <w:t xml:space="preserve">D.</w:t>
-      </w:r>
-      <w:r>
-        <w:t xml:space="preserve"> </w:t>
-      </w:r>
-      <w:r>
-        <w:t xml:space="preserve">Tilly</w:t>
-      </w:r>
-    </w:p>
+    <w:tbl>
+      <w:tblPr>
+        <w:tblW w:w="9360" w:type="dxa"/>
+        <w:tblLayout w:type="fixed"/>
+        <w:tblCellMar>
+          <w:top w:w="0" w:type="dxa"/>
+          <w:left w:w="0" w:type="dxa"/>
+          <w:bottom w:w="0" w:type="dxa"/>
+          <w:right w:w="0" w:type="dxa"/>
+        </w:tblCellMar>
+        <w:tblLook w:val="0000" w:firstRow="0" w:lastRow="0" w:firstColumn="0" w:lastColumn="0" w:noHBand="0" w:noVBand="0"/>
+      </w:tblPr>
+      <w:tblGrid>
+        <w:gridCol w:w="9360"/>
+      </w:tblGrid>
+      <w:tr>
+        <w:trPr>
+          <w:cantSplit/>
+        </w:trPr>
+        <w:tc>
+          <w:tcPr>
+            <w:tcW w:w="9360" w:type="dxa"/>
+          </w:tcPr>
+          <w:p>
+            <w:pPr>
+              <w:spacing w:before="0" w:after="276" w:line="276" w:lineRule="exact"/>
+              <w:ind w:left="0" w:firstLine="0"/>
+              <w:jc w:val="center"/>
+            </w:pPr>
+            <w:r>
+              <w:rPr>
+                <w:b/>
+                <w:bCs/>
+              </w:rPr>
+              <w:t xml:space="preserve">CERTIFICATE</w:t>
+            </w:r>
+            <w:r>
+              <w:rPr>
+                <w:b/>
+                <w:bCs/>
+              </w:rPr>
+              <w:t xml:space="preserve"> </w:t>
+            </w:r>
+            <w:r>
+              <w:rPr>
+                <w:b/>
+                <w:bCs/>
+              </w:rPr>
+              <w:t xml:space="preserve">OF</w:t>
+            </w:r>
+            <w:r>
+              <w:rPr>
+                <w:b/>
+                <w:bCs/>
+              </w:rPr>
+              <w:t xml:space="preserve"> </w:t>
+            </w:r>
+            <w:r>
+              <w:rPr>
+                <w:b/>
+                <w:bCs/>
+              </w:rPr>
+              <w:t xml:space="preserve">SERVICE</w:t>
+            </w:r>
+          </w:p>
+          <w:p>
+            <w:pPr>
+              <w:spacing w:before="0" w:after="0" w:line="552" w:lineRule="exact"/>
+              <w:ind w:left="0" w:firstLine="720"/>
+              <w:jc w:val="left"/>
+            </w:pPr>
+            <w:r>
+              <w:t xml:space="preserve">The</w:t>
+            </w:r>
+            <w:r>
+              <w:t xml:space="preserve"> </w:t>
+            </w:r>
+            <w:r>
+              <w:t xml:space="preserve">undersigned</w:t>
+            </w:r>
+            <w:r>
+              <w:t xml:space="preserve"> </w:t>
+            </w:r>
+            <w:r>
+              <w:t xml:space="preserve">hereby</w:t>
+            </w:r>
+            <w:r>
+              <w:t xml:space="preserve"> </w:t>
+            </w:r>
+            <w:r>
+              <w:t xml:space="preserve">certifies</w:t>
+            </w:r>
+            <w:r>
+              <w:t xml:space="preserve"> </w:t>
+            </w:r>
+            <w:r>
+              <w:t xml:space="preserve">that</w:t>
+            </w:r>
+            <w:r>
+              <w:t xml:space="preserve"> </w:t>
+            </w:r>
+            <w:r>
+              <w:t xml:space="preserve">a</w:t>
+            </w:r>
+            <w:r>
+              <w:t xml:space="preserve"> </w:t>
+            </w:r>
+            <w:r>
+              <w:t xml:space="preserve">true</w:t>
+            </w:r>
+            <w:r>
+              <w:t xml:space="preserve"> </w:t>
+            </w:r>
+            <w:r>
+              <w:t xml:space="preserve">and</w:t>
+            </w:r>
+            <w:r>
+              <w:t xml:space="preserve"> </w:t>
+            </w:r>
+            <w:r>
+              <w:t xml:space="preserve">correct</w:t>
+            </w:r>
+            <w:r>
+              <w:t xml:space="preserve"> </w:t>
+            </w:r>
+            <w:r>
+              <w:t xml:space="preserve">copy</w:t>
+            </w:r>
+            <w:r>
+              <w:t xml:space="preserve"> </w:t>
+            </w:r>
+            <w:r>
+              <w:t xml:space="preserve">of</w:t>
+            </w:r>
+            <w:r>
+              <w:t xml:space="preserve"> </w:t>
+            </w:r>
+            <w:r>
+              <w:t xml:space="preserve">the</w:t>
+            </w:r>
+            <w:r>
+              <w:t xml:space="preserve"> </w:t>
+            </w:r>
+            <w:r>
+              <w:t xml:space="preserve">foregoing</w:t>
+            </w:r>
+            <w:r>
+              <w:t xml:space="preserve"> </w:t>
+            </w:r>
+            <w:r>
+              <w:t xml:space="preserve">Motion</w:t>
+            </w:r>
+            <w:r>
+              <w:t xml:space="preserve"> </w:t>
+            </w:r>
+            <w:r>
+              <w:t xml:space="preserve">to</w:t>
+            </w:r>
+            <w:r>
+              <w:t xml:space="preserve"> </w:t>
+            </w:r>
+            <w:r>
+              <w:t xml:space="preserve">Dismiss</w:t>
+            </w:r>
+            <w:r>
+              <w:t xml:space="preserve"> </w:t>
+            </w:r>
+            <w:r>
+              <w:t xml:space="preserve">was</w:t>
+            </w:r>
+            <w:r>
+              <w:t xml:space="preserve"> </w:t>
+            </w:r>
+            <w:r>
+              <w:t xml:space="preserve">served</w:t>
+            </w:r>
+            <w:r>
+              <w:t xml:space="preserve"> </w:t>
+            </w:r>
+            <w:r>
+              <w:t xml:space="preserve">via</w:t>
+            </w:r>
+            <w:r>
+              <w:t xml:space="preserve"> </w:t>
+            </w:r>
+            <w:r>
+              <w:t xml:space="preserve">US</w:t>
+            </w:r>
+            <w:r>
+              <w:t xml:space="preserve"> </w:t>
+            </w:r>
+            <w:r>
+              <w:t xml:space="preserve">District</w:t>
+            </w:r>
+            <w:r>
+              <w:t xml:space="preserve"> </w:t>
+            </w:r>
+            <w:r>
+              <w:t xml:space="preserve">Court</w:t>
+            </w:r>
+            <w:r>
+              <w:t xml:space="preserve"> </w:t>
+            </w:r>
+            <w:r>
+              <w:t xml:space="preserve">ECF</w:t>
+            </w:r>
+            <w:r>
+              <w:t xml:space="preserve"> </w:t>
+            </w:r>
+            <w:r>
+              <w:t xml:space="preserve">system</w:t>
+            </w:r>
+            <w:r>
+              <w:t xml:space="preserve"> </w:t>
+            </w:r>
+            <w:r>
+              <w:t xml:space="preserve">and/​or</w:t>
+            </w:r>
+            <w:r>
+              <w:t xml:space="preserve"> </w:t>
+            </w:r>
+            <w:r>
+              <w:t xml:space="preserve">U.S.</w:t>
+            </w:r>
+            <w:r>
+              <w:t xml:space="preserve"> </w:t>
+            </w:r>
+            <w:r>
+              <w:t xml:space="preserve">Mail</w:t>
+            </w:r>
+            <w:r>
+              <w:t xml:space="preserve"> </w:t>
+            </w:r>
+            <w:r>
+              <w:t xml:space="preserve">postage</w:t>
+            </w:r>
+            <w:r>
+              <w:t xml:space="preserve"> </w:t>
+            </w:r>
+            <w:r>
+              <w:t xml:space="preserve">prepaid</w:t>
+            </w:r>
+            <w:r>
+              <w:t xml:space="preserve"> </w:t>
+            </w:r>
+            <w:r>
+              <w:t xml:space="preserve">upon:</w:t>
+            </w:r>
+          </w:p>
+          <w:p>
+            <w:pPr>
+              <w:spacing w:before="276" w:after="0" w:line="276" w:lineRule="exact"/>
+              <w:ind w:left="720" w:firstLine="0"/>
+              <w:jc w:val="left"/>
+            </w:pPr>
+            <w:r>
+              <w:t xml:space="preserve">Brian</w:t>
+            </w:r>
+            <w:r>
+              <w:t xml:space="preserve"> </w:t>
+            </w:r>
+            <w:r>
+              <w:t xml:space="preserve">K.</w:t>
+            </w:r>
+            <w:r>
+              <w:t xml:space="preserve"> </w:t>
+            </w:r>
+            <w:r>
+              <w:t xml:space="preserve">Leonard</w:t>
+            </w:r>
+          </w:p>
+          <w:p>
+            <w:pPr>
+              <w:spacing w:before="0" w:after="0" w:line="276" w:lineRule="exact"/>
+              <w:ind w:left="720" w:firstLine="0"/>
+              <w:jc w:val="left"/>
+            </w:pPr>
+            <w:r>
+              <w:t xml:space="preserve">B.K.</w:t>
+            </w:r>
+            <w:r>
+              <w:t xml:space="preserve"> </w:t>
+            </w:r>
+            <w:r>
+              <w:t xml:space="preserve">Leonard</w:t>
+            </w:r>
+            <w:r>
+              <w:t xml:space="preserve"> </w:t>
+            </w:r>
+            <w:r>
+              <w:t xml:space="preserve">Law</w:t>
+            </w:r>
+            <w:r>
+              <w:t xml:space="preserve"> </w:t>
+            </w:r>
+            <w:r>
+              <w:t xml:space="preserve">Firm</w:t>
+            </w:r>
+          </w:p>
+          <w:p>
+            <w:pPr>
+              <w:spacing w:before="0" w:after="0" w:line="276" w:lineRule="exact"/>
+              <w:ind w:left="720" w:firstLine="0"/>
+              <w:jc w:val="left"/>
+            </w:pPr>
+            <w:r>
+              <w:t xml:space="preserve">11010</w:t>
+            </w:r>
+            <w:r>
+              <w:t xml:space="preserve"> </w:t>
+            </w:r>
+            <w:r>
+              <w:t xml:space="preserve">Lake</w:t>
+            </w:r>
+            <w:r>
+              <w:t xml:space="preserve"> </w:t>
+            </w:r>
+            <w:r>
+              <w:t xml:space="preserve">Grove</w:t>
+            </w:r>
+            <w:r>
+              <w:t xml:space="preserve"> </w:t>
+            </w:r>
+            <w:r>
+              <w:t xml:space="preserve">Blvd.,</w:t>
+            </w:r>
+            <w:r>
+              <w:t xml:space="preserve"> </w:t>
+            </w:r>
+            <w:r>
+              <w:t xml:space="preserve">Suite</w:t>
+            </w:r>
+            <w:r>
+              <w:t xml:space="preserve"> </w:t>
+            </w:r>
+            <w:r>
+              <w:t xml:space="preserve">100-⁠425</w:t>
+            </w:r>
+          </w:p>
+          <w:p>
+            <w:pPr>
+              <w:spacing w:before="0" w:after="0" w:line="276" w:lineRule="exact"/>
+              <w:ind w:left="720" w:firstLine="0"/>
+              <w:jc w:val="left"/>
+            </w:pPr>
+            <w:r>
+              <w:t xml:space="preserve">Morrisville,</w:t>
+            </w:r>
+            <w:r>
+              <w:t xml:space="preserve"> </w:t>
+            </w:r>
+            <w:r>
+              <w:t xml:space="preserve">NC</w:t>
+            </w:r>
+            <w:r>
+              <w:t xml:space="preserve"> </w:t>
+            </w:r>
+            <w:r>
+              <w:t xml:space="preserve">27560</w:t>
+            </w:r>
+          </w:p>
+          <w:p>
+            <w:pPr>
+              <w:spacing w:before="276" w:after="0" w:line="276" w:lineRule="exact"/>
+              <w:ind w:left="0" w:firstLine="0"/>
+              <w:jc w:val="left"/>
+            </w:pPr>
+            <w:r>
+              <w:t xml:space="preserve">DATE:</w:t>
+            </w:r>
+            <w:r>
+              <w:t xml:space="preserve"> </w:t>
+            </w:r>
+            <w:r>
+              <w:t xml:space="preserve">On</w:t>
+            </w:r>
+            <w:r>
+              <w:t xml:space="preserve"> </w:t>
+            </w:r>
+            <w:r>
+              <w:t xml:space="preserve">this</w:t>
+            </w:r>
+            <w:r>
+              <w:t xml:space="preserve"> </w:t>
+            </w:r>
+            <w:r>
+              <w:t xml:space="preserve">the</w:t>
+            </w:r>
+            <w:r>
+              <w:t xml:space="preserve"> </w:t>
+            </w:r>
+            <w:r>
+              <w:t xml:space="preserve">15th</w:t>
+            </w:r>
+            <w:r>
+              <w:t xml:space="preserve"> </w:t>
+            </w:r>
+            <w:r>
+              <w:t xml:space="preserve">day</w:t>
+            </w:r>
+            <w:r>
+              <w:t xml:space="preserve"> </w:t>
+            </w:r>
+            <w:r>
+              <w:t xml:space="preserve">of</w:t>
+            </w:r>
+            <w:r>
+              <w:t xml:space="preserve"> </w:t>
+            </w:r>
+            <w:r>
+              <w:t xml:space="preserve">April,</w:t>
+            </w:r>
+            <w:r>
+              <w:t xml:space="preserve"> </w:t>
+            </w:r>
+            <w:r>
+              <w:t xml:space="preserve">2026.</w:t>
+            </w:r>
+          </w:p>
+          <w:p>
+            <w:pPr>
+              <w:spacing w:before="276" w:after="0" w:line="276" w:lineRule="exact"/>
+              <w:ind w:left="4680" w:firstLine="0"/>
+              <w:jc w:val="left"/>
+            </w:pPr>
+            <w:r>
+              <w:t xml:space="preserve">PENTECOST,</w:t>
+            </w:r>
+            <w:r>
+              <w:t xml:space="preserve"> </w:t>
+            </w:r>
+            <w:r>
+              <w:t xml:space="preserve">GLENN</w:t>
+            </w:r>
+            <w:r>
+              <w:t xml:space="preserve"> </w:t>
+            </w:r>
+            <w:r>
+              <w:t xml:space="preserve">&amp;</w:t>
+            </w:r>
+            <w:r>
+              <w:t xml:space="preserve"> </w:t>
+            </w:r>
+            <w:r>
+              <w:t xml:space="preserve">TILLY,</w:t>
+            </w:r>
+            <w:r>
+              <w:t xml:space="preserve"> </w:t>
+            </w:r>
+            <w:r>
+              <w:t xml:space="preserve">PLLC</w:t>
+            </w:r>
+          </w:p>
+          <w:p>
+            <w:pPr>
+              <w:spacing w:before="276" w:after="0" w:line="276" w:lineRule="exact"/>
+              <w:ind w:left="4680" w:firstLine="0"/>
+              <w:jc w:val="left"/>
+            </w:pPr>
+            <w:r>
+              <w:t xml:space="preserve">s/</w:t>
+            </w:r>
+            <w:r>
+              <w:t xml:space="preserve"> </w:t>
+            </w:r>
+            <w:r>
+              <w:t xml:space="preserve">Nathan</w:t>
+            </w:r>
+            <w:r>
+              <w:t xml:space="preserve"> </w:t>
+            </w:r>
+            <w:r>
+              <w:t xml:space="preserve">D.</w:t>
+            </w:r>
+            <w:r>
+              <w:t xml:space="preserve"> </w:t>
+            </w:r>
+            <w:r>
+              <w:t xml:space="preserve">Tilly</w:t>
+            </w:r>
+          </w:p>
+        </w:tc>
+      </w:tr>
+    </w:tbl>
     <w:sectPr>
-      <w:footerReference w:type="default" r:id="rIdFooter1"/>
+      <w:footerReference w:type="default" r:id="rIdXdPage"/>
       <w:pgSz w:w="12240" w:h="15840"/>
-      <w:pgMar w:top="1440" w:right="1440" w:bottom="1440" w:left="1440" w:header="720" w:footer="735" w:gutter="0"/>
+      <w:pgMar w:top="1440" w:right="1440" w:bottom="1440" w:left="1440" w:header="720" w:footer="732" w:gutter="0"/>
     </w:sectPr>
   </w:body>
 </w:document>
@@ -3413,6 +3544,109 @@
     </w:p>
   </w:footnote>
 </w:footnotes>
+</file>
+
+<file path=word/ftr-add.xml><?xml version="1.0" encoding="utf-8"?>
+<w:ftr xmlns:w="http://schemas.openxmlformats.org/wordprocessingml/2006/main" xmlns:r="http://schemas.openxmlformats.org/officeDocument/2006/relationships">
+  <w:p>
+    <w:pPr>
+      <w:spacing w:before="0" w:after="0"/>
+      <w:jc w:val="center"/>
+    </w:pPr>
+    <w:r>
+      <w:t>Add-</w:t>
+    </w:r>
+    <w:r>
+      <w:fldChar w:fldCharType="begin"/>
+    </w:r>
+    <w:r>
+      <w:instrText xml:space="preserve"> PAGE </w:instrText>
+    </w:r>
+    <w:r>
+      <w:fldChar w:fldCharType="separate"/>
+    </w:r>
+    <w:r>
+      <w:t>1</w:t>
+    </w:r>
+    <w:r>
+      <w:fldChar w:fldCharType="end"/>
+    </w:r>
+  </w:p>
+</w:ftr>
+</file>
+
+<file path=word/ftr-none.xml><?xml version="1.0" encoding="utf-8"?>
+<w:ftr xmlns:w="http://schemas.openxmlformats.org/wordprocessingml/2006/main" xmlns:r="http://schemas.openxmlformats.org/officeDocument/2006/relationships">
+  <w:p>
+    <w:pPr>
+      <w:spacing w:before="0" w:after="0"/>
+      <w:jc w:val="center"/>
+    </w:pPr>
+  </w:p>
+</w:ftr>
+</file>
+
+<file path=word/ftr-own1.xml><?xml version="1.0" encoding="utf-8"?>
+<w:ftr xmlns:w="http://schemas.openxmlformats.org/wordprocessingml/2006/main" xmlns:r="http://schemas.openxmlformats.org/officeDocument/2006/relationships">
+  <w:p>
+    <w:pPr>
+      <w:spacing w:before="0" w:after="0" w:line="276" w:lineRule="exact"/>
+      <w:jc w:val="center"/>
+    </w:pPr>
+    <w:r>
+      <w:fldChar w:fldCharType="begin"/>
+    </w:r>
+    <w:r>
+      <w:instrText xml:space="preserve"> PAGE </w:instrText>
+    </w:r>
+    <w:r>
+      <w:fldChar w:fldCharType="separate"/>
+    </w:r>
+    <w:r>
+      <w:t>1</w:t>
+    </w:r>
+    <w:r>
+      <w:fldChar w:fldCharType="end"/>
+    </w:r>
+  </w:p>
+</w:ftr>
+</file>
+
+<file path=word/ftr-own2.xml><?xml version="1.0" encoding="utf-8"?>
+<w:ftr xmlns:w="http://schemas.openxmlformats.org/wordprocessingml/2006/main" xmlns:r="http://schemas.openxmlformats.org/officeDocument/2006/relationships">
+  <w:p>
+    <w:pPr>
+      <w:spacing w:before="0" w:after="0" w:line="276" w:lineRule="exact"/>
+      <w:jc w:val="center"/>
+    </w:pPr>
+  </w:p>
+</w:ftr>
+</file>
+
+<file path=word/ftr-page.xml><?xml version="1.0" encoding="utf-8"?>
+<w:ftr xmlns:w="http://schemas.openxmlformats.org/wordprocessingml/2006/main" xmlns:r="http://schemas.openxmlformats.org/officeDocument/2006/relationships">
+  <w:p>
+    <w:pPr>
+      <w:spacing w:before="0" w:after="0"/>
+      <w:jc w:val="center"/>
+    </w:pPr>
+    <w:r>
+      <w:fldChar w:fldCharType="begin"/>
+    </w:r>
+    <w:r>
+      <w:instrText xml:space="preserve"> PAGE </w:instrText>
+    </w:r>
+    <w:r>
+      <w:fldChar w:fldCharType="separate"/>
+    </w:r>
+    <w:r>
+      <w:t>1</w:t>
+    </w:r>
+    <w:r>
+      <w:fldChar w:fldCharType="end"/>
+    </w:r>
+  </w:p>
+</w:ftr>
 </file>
 
 <file path=word/numbering.xml><?xml version="1.0" encoding="utf-8"?>
@@ -3690,7 +3924,7 @@
     <w:pPr>
       <w:keepNext/>
       <w:keepLines/>
-      <w:spacing w:before="0" w:after="0" w:line="276" w:lineRule="exact"/>
+      <w:spacing w:before="240" w:after="120" w:line="276" w:lineRule="exact"/>
       <w:ind w:firstLine="0"/>
       <w:jc w:val="center"/>
       <w:outlineLvl w:val="0"/>
@@ -3718,7 +3952,7 @@
     <w:pPr>
       <w:keepNext/>
       <w:keepLines/>
-      <w:spacing w:before="0" w:after="0" w:line="276" w:lineRule="exact"/>
+      <w:spacing w:before="240" w:after="120" w:line="276" w:lineRule="exact"/>
       <w:ind w:firstLine="0"/>
       <w:outlineLvl w:val="1"/>
     </w:pPr>
@@ -3744,7 +3978,7 @@
     <w:pPr>
       <w:keepNext/>
       <w:keepLines/>
-      <w:spacing w:before="0" w:after="0" w:line="276" w:lineRule="exact"/>
+      <w:spacing w:before="240" w:after="120" w:line="276" w:lineRule="exact"/>
       <w:ind w:firstLine="0"/>
       <w:outlineLvl w:val="2"/>
     </w:pPr>
@@ -3770,7 +4004,7 @@
     <w:pPr>
       <w:keepNext/>
       <w:keepLines/>
-      <w:spacing w:before="0" w:after="0" w:line="276" w:lineRule="exact"/>
+      <w:spacing w:before="240" w:after="120" w:line="276" w:lineRule="exact"/>
       <w:ind w:firstLine="0"/>
       <w:outlineLvl w:val="3"/>
     </w:pPr>
@@ -3797,7 +4031,7 @@
     <w:pPr>
       <w:keepNext/>
       <w:keepLines/>
-      <w:spacing w:before="0" w:after="0" w:line="276" w:lineRule="exact"/>
+      <w:spacing w:before="240" w:after="120" w:line="276" w:lineRule="exact"/>
       <w:ind w:firstLine="0"/>
       <w:outlineLvl w:val="4"/>
     </w:pPr>
@@ -4035,17 +4269,20 @@
     <w:unhideWhenUsed/>
     <w:qFormat/>
     <w:pPr>
-      <w:spacing w:before="138" w:after="138" w:line="276" w:lineRule="exact"/>
+      <w:spacing w:before="280" w:after="280" w:line="276" w:lineRule="exact"/>
       <w:ind w:firstLine="0" w:left="720" w:right="720"/>
     </w:pPr>
   </w:style>
   <w:style w:type="paragraph" w:styleId="FootnoteText">
-    <w:name w:val="footnote text"/>
+    <w:name w:val="Footnote Text"/>
     <w:basedOn w:val="Normal"/>
+    <w:next w:val="FootnoteText"/>
+    <w:uiPriority w:val="9"/>
+    <w:unhideWhenUsed/>
     <w:qFormat/>
     <w:pPr>
-      <w:widowControl/>
-      <w:spacing w:before="0" w:after="140" w:line="276" w:lineRule="exact"/>
+      <w:keepLines/>
+      <w:spacing w:before="116" w:after="140" w:line="276" w:lineRule="exact"/>
     </w:pPr>
     <w:rPr>
       <w:sz w:val="24"/>
@@ -4060,7 +4297,7 @@
     <w:unhideWhenUsed/>
     <w:qFormat/>
     <w:pPr>
-      <w:spacing w:before="138" w:after="138"/>
+      <w:spacing w:before="280" w:after="280"/>
       <w:ind w:firstLine="0" w:left="720" w:right="720"/>
     </w:pPr>
   </w:style>
@@ -4190,13 +4427,147 @@
       <w:color w:val="365F91" w:themeColor="accent1" w:themeShade="BF"/>
     </w:rPr>
   </w:style>
-  <w:style w:type="paragraph" w:customStyle="1" w:styleId="BodyKeep">
-    <w:name w:val="Body Keep"/>
+  <w:style w:type="paragraph" w:customStyle="1" w:styleId="BodyTextNote">
+    <w:name w:val="Body Text Note"/>
+    <w:basedOn w:val="BodyText"/>
+    <w:qFormat/>
+    <w:pPr>
+      <w:widowControl w:val="0"/>
+    </w:pPr>
+  </w:style>
+  <w:style w:type="paragraph" w:customStyle="1" w:styleId="XdQuote">
+    <w:name w:val="Xd Quote"/>
+    <w:basedOn w:val="Normal"/>
+    <w:qFormat/>
+    <w:pPr>
+      <w:spacing w:before="0" w:after="0" w:line="276" w:lineRule="exact"/>
+      <w:ind w:left="720" w:right="720" w:firstLine="0"/>
+    </w:pPr>
+  </w:style>
+  <w:style w:type="paragraph" w:customStyle="1" w:styleId="XdQuoteFirst">
+    <w:name w:val="Xd Quote First"/>
+    <w:basedOn w:val="Normal"/>
+    <w:qFormat/>
+    <w:pPr>
+      <w:spacing w:before="138" w:after="0" w:line="276" w:lineRule="exact"/>
+      <w:ind w:left="720" w:right="720" w:firstLine="0"/>
+    </w:pPr>
+  </w:style>
+  <w:style w:type="paragraph" w:customStyle="1" w:styleId="XdQuoteLast">
+    <w:name w:val="Xd Quote Last"/>
+    <w:basedOn w:val="Normal"/>
+    <w:qFormat/>
+    <w:pPr>
+      <w:spacing w:before="0" w:after="138" w:line="276" w:lineRule="exact"/>
+      <w:ind w:left="720" w:right="720" w:firstLine="0"/>
+    </w:pPr>
+  </w:style>
+  <w:style w:type="paragraph" w:customStyle="1" w:styleId="XdQuoteOnly">
+    <w:name w:val="Xd Quote Only"/>
+    <w:basedOn w:val="Normal"/>
+    <w:qFormat/>
+    <w:pPr>
+      <w:spacing w:before="138" w:after="138" w:line="276" w:lineRule="exact"/>
+      <w:ind w:left="720" w:right="720" w:firstLine="0"/>
+    </w:pPr>
+  </w:style>
+  <w:style w:type="paragraph" w:customStyle="1" w:styleId="XdTail">
+    <w:name w:val="Xd Tail"/>
+    <w:basedOn w:val="Normal"/>
+    <w:qFormat/>
+    <w:pPr>
+      <w:spacing w:before="0" w:after="0" w:line="276" w:lineRule="exact"/>
+      <w:ind w:firstLine="0"/>
+    </w:pPr>
+  </w:style>
+  <w:style w:type="paragraph" w:customStyle="1" w:styleId="BodyTextKeep">
+    <w:name w:val="Body Text Keep"/>
     <w:basedOn w:val="BodyText"/>
     <w:qFormat/>
     <w:pPr>
       <w:keepNext/>
       <w:keepLines/>
+    </w:pPr>
+  </w:style>
+  <w:style w:type="paragraph" w:customStyle="1" w:styleId="XdList1">
+    <w:name w:val="XdList 1"/>
+    <w:basedOn w:val="Normal"/>
+    <w:qFormat/>
+    <w:pPr>
+      <w:spacing w:before="0" w:after="0" w:line="552" w:lineRule="exact"/>
+      <w:ind w:left="720" w:hanging="720"/>
+    </w:pPr>
+  </w:style>
+  <w:style w:type="paragraph" w:customStyle="1" w:styleId="XdList2">
+    <w:name w:val="XdList 2"/>
+    <w:basedOn w:val="Normal"/>
+    <w:qFormat/>
+    <w:pPr>
+      <w:spacing w:before="0" w:after="0" w:line="552" w:lineRule="exact"/>
+      <w:ind w:left="1440" w:hanging="720"/>
+    </w:pPr>
+  </w:style>
+  <w:style w:type="paragraph" w:customStyle="1" w:styleId="XdList3">
+    <w:name w:val="XdList 3"/>
+    <w:basedOn w:val="Normal"/>
+    <w:qFormat/>
+    <w:pPr>
+      <w:spacing w:before="0" w:after="0" w:line="552" w:lineRule="exact"/>
+      <w:ind w:left="2160" w:hanging="720"/>
+    </w:pPr>
+  </w:style>
+  <w:style w:type="paragraph" w:customStyle="1" w:styleId="XdTailList1">
+    <w:name w:val="XdTailList 1"/>
+    <w:basedOn w:val="Normal"/>
+    <w:qFormat/>
+    <w:pPr>
+      <w:spacing w:before="0" w:after="0" w:line="276" w:lineRule="exact"/>
+      <w:ind w:left="720" w:hanging="720"/>
+    </w:pPr>
+  </w:style>
+  <w:style w:type="paragraph" w:customStyle="1" w:styleId="XdTailList2">
+    <w:name w:val="XdTailList 2"/>
+    <w:basedOn w:val="Normal"/>
+    <w:qFormat/>
+    <w:pPr>
+      <w:spacing w:before="0" w:after="0" w:line="276" w:lineRule="exact"/>
+      <w:ind w:left="1440" w:hanging="720"/>
+    </w:pPr>
+  </w:style>
+  <w:style w:type="paragraph" w:customStyle="1" w:styleId="XdTailList3">
+    <w:name w:val="XdTailList 3"/>
+    <w:basedOn w:val="Normal"/>
+    <w:qFormat/>
+    <w:pPr>
+      <w:spacing w:before="0" w:after="0" w:line="276" w:lineRule="exact"/>
+      <w:ind w:left="2160" w:hanging="720"/>
+    </w:pPr>
+  </w:style>
+  <w:style w:type="paragraph" w:customStyle="1" w:styleId="XdQuoteList1">
+    <w:name w:val="Xd Quote List 1"/>
+    <w:basedOn w:val="Normal"/>
+    <w:qFormat/>
+    <w:pPr>
+      <w:spacing w:before="0" w:after="0" w:line="276" w:lineRule="exact"/>
+      <w:ind w:left="1440" w:right="720" w:hanging="720"/>
+    </w:pPr>
+  </w:style>
+  <w:style w:type="paragraph" w:customStyle="1" w:styleId="XdQuoteList2">
+    <w:name w:val="Xd Quote List 2"/>
+    <w:basedOn w:val="Normal"/>
+    <w:qFormat/>
+    <w:pPr>
+      <w:spacing w:before="0" w:after="0" w:line="276" w:lineRule="exact"/>
+      <w:ind w:left="2160" w:right="720" w:hanging="720"/>
+    </w:pPr>
+  </w:style>
+  <w:style w:type="paragraph" w:customStyle="1" w:styleId="XdQuoteList3">
+    <w:name w:val="Xd Quote List 3"/>
+    <w:basedOn w:val="Normal"/>
+    <w:qFormat/>
+    <w:pPr>
+      <w:spacing w:before="0" w:after="0" w:line="276" w:lineRule="exact"/>
+      <w:ind w:left="2880" w:right="720" w:hanging="720"/>
     </w:pPr>
   </w:style>
   <w:style w:type="paragraph" w:customStyle="1" w:styleId="SourceCode">
